--- a/Interview Guide/AEM Scenario Based Question.docx
+++ b/Interview Guide/AEM Scenario Based Question.docx
@@ -1,6 +1,6 @@
 
 <file path=word/document.xml><?xml version="1.0" encoding="utf-8"?>
-<w:document xmlns:wpc="http://schemas.microsoft.com/office/word/2010/wordprocessingCanvas" xmlns:cx="http://schemas.microsoft.com/office/drawing/2014/chartex" xmlns:cx1="http://schemas.microsoft.com/office/drawing/2015/9/8/chartex" xmlns:cx2="http://schemas.microsoft.com/office/drawing/2015/10/21/chartex" xmlns:cx3="http://schemas.microsoft.com/office/drawing/2016/5/9/chartex" xmlns:cx4="http://schemas.microsoft.com/office/drawing/2016/5/10/chartex" xmlns:cx5="http://schemas.microsoft.com/office/drawing/2016/5/11/chartex" xmlns:cx6="http://schemas.microsoft.com/office/drawing/2016/5/12/chartex" xmlns:cx7="http://schemas.microsoft.com/office/drawing/2016/5/13/chartex" xmlns:cx8="http://schemas.microsoft.com/office/drawing/2016/5/14/chartex" xmlns:mc="http://schemas.openxmlformats.org/markup-compatibility/2006" xmlns:aink="http://schemas.microsoft.com/office/drawing/2016/ink" xmlns:am3d="http://schemas.microsoft.com/office/drawing/2017/model3d" xmlns:o="urn:schemas-microsoft-com:office:office" xmlns:oel="http://schemas.microsoft.com/office/2019/extlst" xmlns:r="http://schemas.openxmlformats.org/officeDocument/2006/relationships" xmlns:m="http://schemas.openxmlformats.org/officeDocument/2006/math" xmlns:v="urn:schemas-microsoft-com:vml" xmlns:wp14="http://schemas.microsoft.com/office/word/2010/wordprocessingDrawing" xmlns:wp="http://schemas.openxmlformats.org/drawingml/2006/wordprocessingDrawing" xmlns:w10="urn:schemas-microsoft-com:office:word" xmlns:w="http://schemas.openxmlformats.org/wordprocessingml/2006/main" xmlns:w14="http://schemas.microsoft.com/office/word/2010/wordml" xmlns:w15="http://schemas.microsoft.com/office/word/2012/wordml" xmlns:w16cex="http://schemas.microsoft.com/office/word/2018/wordml/cex" xmlns:w16cid="http://schemas.microsoft.com/office/word/2016/wordml/cid" xmlns:w16="http://schemas.microsoft.com/office/word/2018/wordml" xmlns:w16du="http://schemas.microsoft.com/office/word/2023/wordml/word16du" xmlns:w16sdtdh="http://schemas.microsoft.com/office/word/2020/wordml/sdtdatahash" xmlns:w16sdtfl="http://schemas.microsoft.com/office/word/2024/wordml/sdtformatlock" xmlns:w16se="http://schemas.microsoft.com/office/word/2015/wordml/symex" xmlns:wpg="http://schemas.microsoft.com/office/word/2010/wordprocessingGroup" xmlns:wpi="http://schemas.microsoft.com/office/word/2010/wordprocessingInk" xmlns:wne="http://schemas.microsoft.com/office/word/2006/wordml" xmlns:wps="http://schemas.microsoft.com/office/word/2010/wordprocessingShape" mc:Ignorable="w14 w15 w16se w16cid w16 w16cex w16sdtdh w16sdtfl w16du wp14">
+<w:document xmlns:wpc="http://schemas.microsoft.com/office/word/2010/wordprocessingCanvas" xmlns:cx="http://schemas.microsoft.com/office/drawing/2014/chartex" xmlns:cx1="http://schemas.microsoft.com/office/drawing/2015/9/8/chartex" xmlns:cx2="http://schemas.microsoft.com/office/drawing/2015/10/21/chartex" xmlns:cx3="http://schemas.microsoft.com/office/drawing/2016/5/9/chartex" xmlns:cx4="http://schemas.microsoft.com/office/drawing/2016/5/10/chartex" xmlns:cx5="http://schemas.microsoft.com/office/drawing/2016/5/11/chartex" xmlns:cx6="http://schemas.microsoft.com/office/drawing/2016/5/12/chartex" xmlns:cx7="http://schemas.microsoft.com/office/drawing/2016/5/13/chartex" xmlns:cx8="http://schemas.microsoft.com/office/drawing/2016/5/14/chartex" xmlns:mc="http://schemas.openxmlformats.org/markup-compatibility/2006" xmlns:aink="http://schemas.microsoft.com/office/drawing/2016/ink" xmlns:am3d="http://schemas.microsoft.com/office/drawing/2017/model3d" xmlns:o="urn:schemas-microsoft-com:office:office" xmlns:oel="http://schemas.microsoft.com/office/2019/extlst" xmlns:r="http://schemas.openxmlformats.org/officeDocument/2006/relationships" xmlns:m="http://schemas.openxmlformats.org/officeDocument/2006/math" xmlns:v="urn:schemas-microsoft-com:vml" xmlns:wp14="http://schemas.microsoft.com/office/word/2010/wordprocessingDrawing" xmlns:wp="http://schemas.openxmlformats.org/drawingml/2006/wordprocessingDrawing" xmlns:w10="urn:schemas-microsoft-com:office:word" xmlns:w="http://schemas.openxmlformats.org/wordprocessingml/2006/main" xmlns:w14="http://schemas.microsoft.com/office/word/2010/wordml" xmlns:w15="http://schemas.microsoft.com/office/word/2012/wordml" xmlns:w16cei="http://schemas.microsoft.com/office/word/2026/wordml/cei" xmlns:w16cex="http://schemas.microsoft.com/office/word/2018/wordml/cex" xmlns:w16cid="http://schemas.microsoft.com/office/word/2016/wordml/cid" xmlns:w16="http://schemas.microsoft.com/office/word/2018/wordml" xmlns:w16du="http://schemas.microsoft.com/office/word/2023/wordml/word16du" xmlns:w16sdtdh="http://schemas.microsoft.com/office/word/2020/wordml/sdtdatahash" xmlns:w16sdtfl="http://schemas.microsoft.com/office/word/2024/wordml/sdtformatlock" xmlns:w16se="http://schemas.microsoft.com/office/word/2015/wordml/symex" xmlns:wpg="http://schemas.microsoft.com/office/word/2010/wordprocessingGroup" xmlns:wpi="http://schemas.microsoft.com/office/word/2010/wordprocessingInk" xmlns:wne="http://schemas.microsoft.com/office/word/2006/wordml" xmlns:wps="http://schemas.microsoft.com/office/word/2010/wordprocessingShape" mc:Ignorable="w14 w15 w16se w16cid w16 w16cex w16sdtdh w16sdtfl w16du wp14">
   <w:body>
     <w:p>
       <w:pPr>
@@ -1364,6 +1364,1543 @@
         <w:t>/system/console/bundles</w:t>
       </w:r>
     </w:p>
+    <w:p/>
+    <w:p>
+      <w:pPr>
+        <w:rPr>
+          <w:b/>
+          <w:bCs/>
+        </w:rPr>
+      </w:pPr>
+      <w:r>
+        <w:rPr>
+          <w:b/>
+          <w:bCs/>
+        </w:rPr>
+        <w:t>4. Scenario-Based Interview Questions</w:t>
+      </w:r>
+    </w:p>
+    <w:p>
+      <w:pPr>
+        <w:rPr>
+          <w:b/>
+          <w:bCs/>
+        </w:rPr>
+      </w:pPr>
+      <w:r>
+        <w:rPr>
+          <w:b/>
+          <w:bCs/>
+        </w:rPr>
+        <w:t>Scenario 1</w:t>
+      </w:r>
+    </w:p>
+    <w:p>
+      <w:pPr>
+        <w:rPr>
+          <w:b/>
+          <w:bCs/>
+        </w:rPr>
+      </w:pPr>
+      <w:r>
+        <w:rPr>
+          <w:b/>
+          <w:bCs/>
+        </w:rPr>
+        <w:t>A component works on Author but does not display on Publish. How will you troubleshoot?</w:t>
+      </w:r>
+    </w:p>
+    <w:p>
+      <w:r>
+        <w:t>First, I verify whether the page and component content have been successfully replicated to the Publish instance. I check the activation status and replication queue to ensure there are no failed or stuck replication jobs.</w:t>
+      </w:r>
+    </w:p>
+    <w:p>
+      <w:r>
+        <w:t xml:space="preserve">Next, I check whether the component content </w:t>
+      </w:r>
+      <w:proofErr w:type="gramStart"/>
+      <w:r>
+        <w:t>actually exists</w:t>
+      </w:r>
+      <w:proofErr w:type="gramEnd"/>
+      <w:r>
+        <w:t xml:space="preserve"> on Publish. Sometimes the page is published, but the component content, content fragment, experience fragment, or DAM asset is not published.</w:t>
+      </w:r>
+    </w:p>
+    <w:p>
+      <w:r>
+        <w:t xml:space="preserve">Then, I verify permissions. On Author, users usually have administrator access, but on Publish the component is accessed by anonymous users. </w:t>
+      </w:r>
+      <w:proofErr w:type="gramStart"/>
+      <w:r>
+        <w:t>So</w:t>
+      </w:r>
+      <w:proofErr w:type="gramEnd"/>
+      <w:r>
+        <w:t xml:space="preserve"> I check ACLs, service-user permissions, and DAM asset permissions.</w:t>
+      </w:r>
+    </w:p>
+    <w:p>
+      <w:r>
+        <w:t>After that, I investigate Dispatcher caching. I access the page directly from Publish by bypassing Dispatcher. If the component appears directly on Publish but not through Dispatcher, then it is most likely a cache invalidation or Dispatcher configuration issue.</w:t>
+      </w:r>
+    </w:p>
+    <w:p>
+      <w:r>
+        <w:t xml:space="preserve">I also review the Publish logs, especially error.log, looking for Sling Model injection failures, </w:t>
+      </w:r>
+      <w:proofErr w:type="spellStart"/>
+      <w:r>
+        <w:t>NullPointerExceptions</w:t>
+      </w:r>
+      <w:proofErr w:type="spellEnd"/>
+      <w:r>
+        <w:t>, missing OSGi services, resource resolution issues, or permission-related exceptions.</w:t>
+      </w:r>
+    </w:p>
+    <w:p>
+      <w:r>
+        <w:t>If the component uses Sling Models, I verify that the model bundle is active and all required fields are injected correctly. I also validate that any dependent OSGi services are active in the Publish environment.</w:t>
+      </w:r>
+    </w:p>
+    <w:p>
+      <w:r>
+        <w:t xml:space="preserve">If the component fetches data through APIs, Content Fragments, </w:t>
+      </w:r>
+      <w:proofErr w:type="spellStart"/>
+      <w:r>
+        <w:t>GraphQL</w:t>
+      </w:r>
+      <w:proofErr w:type="spellEnd"/>
+      <w:r>
+        <w:t>, or service users, I verify network connectivity, service-user mappings, and permissions because these often differ between Author and Publish.</w:t>
+      </w:r>
+    </w:p>
+    <w:p>
+      <w:r>
+        <w:t>Finally, I inspect the generated HTML and browser console to check whether the component is rendered but hidden because of missing client libraries, JavaScript errors, or HTL conditions.</w:t>
+      </w:r>
+    </w:p>
+    <w:p>
+      <w:r>
+        <w:t>In my experience, the most common causes are content not being published, Dispatcher cache issues, missing OSGi configurations, service-user permission problems, and Sling Model injection failures on Publish."</w:t>
+      </w:r>
+    </w:p>
+    <w:p>
+      <w:pPr>
+        <w:rPr>
+          <w:b/>
+          <w:bCs/>
+        </w:rPr>
+      </w:pPr>
+      <w:r>
+        <w:rPr>
+          <w:b/>
+          <w:bCs/>
+        </w:rPr>
+        <w:t>Easy Interview Flow to Remember</w:t>
+      </w:r>
+    </w:p>
+    <w:p>
+      <w:r>
+        <w:rPr>
+          <w:b/>
+          <w:bCs/>
+        </w:rPr>
+        <w:t>R → C → P → D → L → O</w:t>
+      </w:r>
+    </w:p>
+    <w:p>
+      <w:pPr>
+        <w:numPr>
+          <w:ilvl w:val="0"/>
+          <w:numId w:val="11"/>
+        </w:numPr>
+      </w:pPr>
+      <w:r>
+        <w:rPr>
+          <w:b/>
+          <w:bCs/>
+        </w:rPr>
+        <w:t>R</w:t>
+      </w:r>
+      <w:r>
+        <w:t xml:space="preserve"> = Replication</w:t>
+      </w:r>
+      <w:r>
+        <w:t xml:space="preserve"> - </w:t>
+      </w:r>
+      <w:r>
+        <w:t>Check activation status</w:t>
+      </w:r>
+      <w:r>
+        <w:t xml:space="preserve"> | </w:t>
+      </w:r>
+      <w:r>
+        <w:t>Check replication queue</w:t>
+      </w:r>
+    </w:p>
+    <w:p>
+      <w:pPr>
+        <w:numPr>
+          <w:ilvl w:val="0"/>
+          <w:numId w:val="11"/>
+        </w:numPr>
+      </w:pPr>
+      <w:r>
+        <w:rPr>
+          <w:b/>
+          <w:bCs/>
+        </w:rPr>
+        <w:t>C</w:t>
+      </w:r>
+      <w:r>
+        <w:t xml:space="preserve"> = Content Availability</w:t>
+      </w:r>
+      <w:r>
+        <w:t xml:space="preserve"> - </w:t>
+      </w:r>
+      <w:r>
+        <w:t>Component node available?</w:t>
+      </w:r>
+      <w:r>
+        <w:t xml:space="preserve"> | </w:t>
+      </w:r>
+      <w:r>
+        <w:t>DAM asset published?</w:t>
+      </w:r>
+      <w:r>
+        <w:t xml:space="preserve"> | </w:t>
+      </w:r>
+      <w:r>
+        <w:t>Content Fragment published?</w:t>
+      </w:r>
+    </w:p>
+    <w:p>
+      <w:pPr>
+        <w:numPr>
+          <w:ilvl w:val="0"/>
+          <w:numId w:val="11"/>
+        </w:numPr>
+      </w:pPr>
+      <w:r>
+        <w:rPr>
+          <w:b/>
+          <w:bCs/>
+        </w:rPr>
+        <w:t>P</w:t>
+      </w:r>
+      <w:r>
+        <w:t xml:space="preserve"> = Permissions</w:t>
+      </w:r>
+    </w:p>
+    <w:p>
+      <w:pPr>
+        <w:numPr>
+          <w:ilvl w:val="0"/>
+          <w:numId w:val="11"/>
+        </w:numPr>
+      </w:pPr>
+      <w:r>
+        <w:rPr>
+          <w:b/>
+          <w:bCs/>
+        </w:rPr>
+        <w:t>D</w:t>
+      </w:r>
+      <w:r>
+        <w:t xml:space="preserve"> = Dispatcher Cache</w:t>
+      </w:r>
+    </w:p>
+    <w:p>
+      <w:pPr>
+        <w:numPr>
+          <w:ilvl w:val="0"/>
+          <w:numId w:val="11"/>
+        </w:numPr>
+      </w:pPr>
+      <w:r>
+        <w:rPr>
+          <w:b/>
+          <w:bCs/>
+        </w:rPr>
+        <w:t>L</w:t>
+      </w:r>
+      <w:r>
+        <w:t xml:space="preserve"> = Logs</w:t>
+      </w:r>
+    </w:p>
+    <w:p>
+      <w:pPr>
+        <w:numPr>
+          <w:ilvl w:val="0"/>
+          <w:numId w:val="11"/>
+        </w:numPr>
+      </w:pPr>
+      <w:r>
+        <w:rPr>
+          <w:b/>
+          <w:bCs/>
+        </w:rPr>
+        <w:t>O</w:t>
+      </w:r>
+      <w:r>
+        <w:t xml:space="preserve"> = OSGi / Sling Models</w:t>
+      </w:r>
+    </w:p>
+    <w:p>
+      <w:pPr>
+        <w:rPr>
+          <w:b/>
+          <w:bCs/>
+        </w:rPr>
+      </w:pPr>
+      <w:r>
+        <w:rPr>
+          <w:b/>
+          <w:bCs/>
+        </w:rPr>
+        <w:lastRenderedPageBreak/>
+        <w:t>R → Replication</w:t>
+      </w:r>
+    </w:p>
+    <w:p>
+      <w:r>
+        <w:rPr>
+          <w:rFonts w:ascii="Segoe UI Emoji" w:hAnsi="Segoe UI Emoji" w:cs="Segoe UI Emoji"/>
+        </w:rPr>
+        <w:t>✅</w:t>
+      </w:r>
+      <w:r>
+        <w:t xml:space="preserve"> Is the page/component published?</w:t>
+      </w:r>
+    </w:p>
+    <w:p>
+      <w:pPr>
+        <w:numPr>
+          <w:ilvl w:val="0"/>
+          <w:numId w:val="12"/>
+        </w:numPr>
+      </w:pPr>
+      <w:r>
+        <w:t>Check activation status</w:t>
+      </w:r>
+    </w:p>
+    <w:p>
+      <w:pPr>
+        <w:numPr>
+          <w:ilvl w:val="0"/>
+          <w:numId w:val="12"/>
+        </w:numPr>
+      </w:pPr>
+      <w:r>
+        <w:t>Check replication queue</w:t>
+      </w:r>
+    </w:p>
+    <w:p>
+      <w:pPr>
+        <w:rPr>
+          <w:b/>
+          <w:bCs/>
+        </w:rPr>
+      </w:pPr>
+      <w:r>
+        <w:rPr>
+          <w:b/>
+          <w:bCs/>
+        </w:rPr>
+        <w:t>C → Content</w:t>
+      </w:r>
+    </w:p>
+    <w:p>
+      <w:r>
+        <w:rPr>
+          <w:rFonts w:ascii="Segoe UI Emoji" w:hAnsi="Segoe UI Emoji" w:cs="Segoe UI Emoji"/>
+        </w:rPr>
+        <w:t>✅</w:t>
+      </w:r>
+      <w:r>
+        <w:t xml:space="preserve"> Does the content exist on Publish?</w:t>
+      </w:r>
+    </w:p>
+    <w:p>
+      <w:pPr>
+        <w:numPr>
+          <w:ilvl w:val="0"/>
+          <w:numId w:val="13"/>
+        </w:numPr>
+      </w:pPr>
+      <w:r>
+        <w:t>Component node available?</w:t>
+      </w:r>
+    </w:p>
+    <w:p>
+      <w:pPr>
+        <w:numPr>
+          <w:ilvl w:val="0"/>
+          <w:numId w:val="13"/>
+        </w:numPr>
+      </w:pPr>
+      <w:r>
+        <w:t>DAM asset published?</w:t>
+      </w:r>
+    </w:p>
+    <w:p>
+      <w:pPr>
+        <w:numPr>
+          <w:ilvl w:val="0"/>
+          <w:numId w:val="13"/>
+        </w:numPr>
+      </w:pPr>
+      <w:r>
+        <w:t>Content Fragment published?</w:t>
+      </w:r>
+    </w:p>
+    <w:p>
+      <w:pPr>
+        <w:rPr>
+          <w:b/>
+          <w:bCs/>
+        </w:rPr>
+      </w:pPr>
+      <w:r>
+        <w:rPr>
+          <w:b/>
+          <w:bCs/>
+        </w:rPr>
+        <w:t>P → Permissions</w:t>
+      </w:r>
+    </w:p>
+    <w:p>
+      <w:r>
+        <w:rPr>
+          <w:rFonts w:ascii="Segoe UI Emoji" w:hAnsi="Segoe UI Emoji" w:cs="Segoe UI Emoji"/>
+        </w:rPr>
+        <w:t>✅</w:t>
+      </w:r>
+      <w:r>
+        <w:t xml:space="preserve"> Can Publish users access it?</w:t>
+      </w:r>
+    </w:p>
+    <w:p>
+      <w:pPr>
+        <w:numPr>
+          <w:ilvl w:val="0"/>
+          <w:numId w:val="14"/>
+        </w:numPr>
+      </w:pPr>
+      <w:r>
+        <w:t>Anonymous permissions</w:t>
+      </w:r>
+    </w:p>
+    <w:p>
+      <w:pPr>
+        <w:numPr>
+          <w:ilvl w:val="0"/>
+          <w:numId w:val="14"/>
+        </w:numPr>
+      </w:pPr>
+      <w:r>
+        <w:t>Service user permissions</w:t>
+      </w:r>
+    </w:p>
+    <w:p>
+      <w:pPr>
+        <w:numPr>
+          <w:ilvl w:val="0"/>
+          <w:numId w:val="14"/>
+        </w:numPr>
+      </w:pPr>
+      <w:r>
+        <w:t>DAM permissions</w:t>
+      </w:r>
+    </w:p>
+    <w:p>
+      <w:pPr>
+        <w:rPr>
+          <w:b/>
+          <w:bCs/>
+        </w:rPr>
+      </w:pPr>
+      <w:r>
+        <w:rPr>
+          <w:b/>
+          <w:bCs/>
+        </w:rPr>
+        <w:t>D → Dispatcher</w:t>
+      </w:r>
+    </w:p>
+    <w:p>
+      <w:r>
+        <w:rPr>
+          <w:rFonts w:ascii="Segoe UI Emoji" w:hAnsi="Segoe UI Emoji" w:cs="Segoe UI Emoji"/>
+        </w:rPr>
+        <w:t>✅</w:t>
+      </w:r>
+      <w:r>
+        <w:t xml:space="preserve"> Is cache causing the issue?</w:t>
+      </w:r>
+    </w:p>
+    <w:p>
+      <w:pPr>
+        <w:numPr>
+          <w:ilvl w:val="0"/>
+          <w:numId w:val="15"/>
+        </w:numPr>
+      </w:pPr>
+      <w:r>
+        <w:t>Check Publish directly</w:t>
+      </w:r>
+    </w:p>
+    <w:p>
+      <w:pPr>
+        <w:numPr>
+          <w:ilvl w:val="0"/>
+          <w:numId w:val="15"/>
+        </w:numPr>
+      </w:pPr>
+      <w:r>
+        <w:t>Clear Dispatcher cache</w:t>
+      </w:r>
+    </w:p>
+    <w:p>
+      <w:pPr>
+        <w:rPr>
+          <w:b/>
+          <w:bCs/>
+        </w:rPr>
+      </w:pPr>
+      <w:r>
+        <w:rPr>
+          <w:b/>
+          <w:bCs/>
+        </w:rPr>
+        <w:t>L → Logs</w:t>
+      </w:r>
+    </w:p>
+    <w:p>
+      <w:r>
+        <w:rPr>
+          <w:rFonts w:ascii="Segoe UI Emoji" w:hAnsi="Segoe UI Emoji" w:cs="Segoe UI Emoji"/>
+        </w:rPr>
+        <w:t>✅</w:t>
+      </w:r>
+      <w:r>
+        <w:t xml:space="preserve"> Any errors in Publish?</w:t>
+      </w:r>
+    </w:p>
+    <w:p>
+      <w:pPr>
+        <w:numPr>
+          <w:ilvl w:val="0"/>
+          <w:numId w:val="16"/>
+        </w:numPr>
+      </w:pPr>
+      <w:r>
+        <w:t>error.log</w:t>
+      </w:r>
+    </w:p>
+    <w:p>
+      <w:pPr>
+        <w:numPr>
+          <w:ilvl w:val="0"/>
+          <w:numId w:val="16"/>
+        </w:numPr>
+      </w:pPr>
+      <w:proofErr w:type="spellStart"/>
+      <w:r>
+        <w:t>NullPointerException</w:t>
+      </w:r>
+      <w:proofErr w:type="spellEnd"/>
+    </w:p>
+    <w:p>
+      <w:pPr>
+        <w:numPr>
+          <w:ilvl w:val="0"/>
+          <w:numId w:val="16"/>
+        </w:numPr>
+      </w:pPr>
+      <w:r>
+        <w:t>Sling Model errors</w:t>
+      </w:r>
+    </w:p>
+    <w:p>
+      <w:pPr>
+        <w:rPr>
+          <w:b/>
+          <w:bCs/>
+        </w:rPr>
+      </w:pPr>
+      <w:r>
+        <w:rPr>
+          <w:b/>
+          <w:bCs/>
+        </w:rPr>
+        <w:t>O → OSGi</w:t>
+      </w:r>
+    </w:p>
+    <w:p>
+      <w:r>
+        <w:rPr>
+          <w:rFonts w:ascii="Segoe UI Emoji" w:hAnsi="Segoe UI Emoji" w:cs="Segoe UI Emoji"/>
+        </w:rPr>
+        <w:t>✅</w:t>
+      </w:r>
+      <w:r>
+        <w:t xml:space="preserve"> Are services/configurations available?</w:t>
+      </w:r>
+    </w:p>
+    <w:p>
+      <w:pPr>
+        <w:numPr>
+          <w:ilvl w:val="0"/>
+          <w:numId w:val="17"/>
+        </w:numPr>
+      </w:pPr>
+      <w:r>
+        <w:t>OSGi configs active</w:t>
+      </w:r>
+    </w:p>
+    <w:p>
+      <w:pPr>
+        <w:numPr>
+          <w:ilvl w:val="0"/>
+          <w:numId w:val="17"/>
+        </w:numPr>
+      </w:pPr>
+      <w:r>
+        <w:t>Bundles active</w:t>
+      </w:r>
+    </w:p>
+    <w:p>
+      <w:pPr>
+        <w:numPr>
+          <w:ilvl w:val="0"/>
+          <w:numId w:val="17"/>
+        </w:numPr>
+      </w:pPr>
+      <w:r>
+        <w:t>Service references satisfied</w:t>
+      </w:r>
+    </w:p>
+    <w:p/>
+    <w:p/>
+    <w:p>
+      <w:r>
+        <w:pict w14:anchorId="41D3F458">
+          <v:rect id="_x0000_i1029" style="width:0;height:1.5pt" o:hralign="center" o:hrstd="t" o:hr="t" fillcolor="#a0a0a0" stroked="f"/>
+        </w:pict>
+      </w:r>
+    </w:p>
+    <w:p>
+      <w:pPr>
+        <w:rPr>
+          <w:b/>
+          <w:bCs/>
+        </w:rPr>
+      </w:pPr>
+      <w:r>
+        <w:rPr>
+          <w:b/>
+          <w:bCs/>
+        </w:rPr>
+        <w:t>Scenario 2</w:t>
+      </w:r>
+    </w:p>
+    <w:p>
+      <w:r>
+        <w:t>The author enters values in the dialog, but nothing appears on the page.</w:t>
+      </w:r>
+    </w:p>
+    <w:p>
+      <w:r>
+        <w:t>What will you check?</w:t>
+      </w:r>
+    </w:p>
+    <w:p>
+      <w:r>
+        <w:lastRenderedPageBreak/>
+        <w:pict w14:anchorId="7B51BD9D">
+          <v:rect id="_x0000_i1030" style="width:0;height:1.5pt" o:hralign="center" o:hrstd="t" o:hr="t" fillcolor="#a0a0a0" stroked="f"/>
+        </w:pict>
+      </w:r>
+    </w:p>
+    <w:p>
+      <w:pPr>
+        <w:rPr>
+          <w:b/>
+          <w:bCs/>
+        </w:rPr>
+      </w:pPr>
+      <w:r>
+        <w:rPr>
+          <w:b/>
+          <w:bCs/>
+        </w:rPr>
+        <w:t>Scenario 3</w:t>
+      </w:r>
+    </w:p>
+    <w:p>
+      <w:pPr>
+        <w:rPr>
+          <w:b/>
+          <w:bCs/>
+        </w:rPr>
+      </w:pPr>
+      <w:r>
+        <w:rPr>
+          <w:b/>
+          <w:bCs/>
+        </w:rPr>
+        <w:t>Your component is rendering slowly on production.</w:t>
+      </w:r>
+    </w:p>
+    <w:p>
+      <w:pPr>
+        <w:rPr>
+          <w:b/>
+          <w:bCs/>
+        </w:rPr>
+      </w:pPr>
+      <w:r>
+        <w:rPr>
+          <w:b/>
+          <w:bCs/>
+        </w:rPr>
+        <w:t>How will you improve performance?</w:t>
+      </w:r>
+    </w:p>
+    <w:p>
+      <w:r>
+        <w:rPr>
+          <w:i/>
+          <w:iCs/>
+        </w:rPr>
+        <w:t>"If a component is rendering slowly in production, I first identify where the delay is happening instead of directly optimizing the code.</w:t>
+      </w:r>
+    </w:p>
+    <w:p>
+      <w:r>
+        <w:rPr>
+          <w:i/>
+          <w:iCs/>
+        </w:rPr>
+        <w:t>My approach is to check the component from three perspectives: backend processing, repository queries, and frontend rendering.</w:t>
+      </w:r>
+    </w:p>
+    <w:p>
+      <w:r>
+        <w:rPr>
+          <w:i/>
+          <w:iCs/>
+        </w:rPr>
+        <w:t xml:space="preserve">First, I </w:t>
+      </w:r>
+      <w:proofErr w:type="spellStart"/>
+      <w:r>
+        <w:rPr>
+          <w:i/>
+          <w:iCs/>
+        </w:rPr>
+        <w:t>analyze</w:t>
+      </w:r>
+      <w:proofErr w:type="spellEnd"/>
+      <w:r>
+        <w:rPr>
+          <w:i/>
+          <w:iCs/>
+        </w:rPr>
+        <w:t xml:space="preserve"> the logs and performance metrics to identify whether the delay is coming from Sling Models, OSGi services, JCR queries, external API calls, or HTL rendering.</w:t>
+      </w:r>
+    </w:p>
+    <w:p>
+      <w:r>
+        <w:rPr>
+          <w:i/>
+          <w:iCs/>
+        </w:rPr>
+        <w:t>If the component is executing JCR queries, I verify whether proper Oak indexes are available. Unindexed queries can significantly impact performance in production.</w:t>
+      </w:r>
+    </w:p>
+    <w:p>
+      <w:r>
+        <w:rPr>
+          <w:i/>
+          <w:iCs/>
+        </w:rPr>
+        <w:t xml:space="preserve">Next, I review the Sling Model and backend code to ensure there are no unnecessary repository calls, nested loops, repeated </w:t>
+      </w:r>
+      <w:proofErr w:type="spellStart"/>
+      <w:r>
+        <w:rPr>
+          <w:i/>
+          <w:iCs/>
+        </w:rPr>
+        <w:t>ResourceResolver</w:t>
+      </w:r>
+      <w:proofErr w:type="spellEnd"/>
+      <w:r>
+        <w:rPr>
+          <w:i/>
+          <w:iCs/>
+        </w:rPr>
+        <w:t xml:space="preserve"> operations, or multiple service calls. I try to fetch data once and reuse it whenever possible.</w:t>
+      </w:r>
+    </w:p>
+    <w:p>
+      <w:r>
+        <w:rPr>
+          <w:i/>
+          <w:iCs/>
+        </w:rPr>
+        <w:t>If the component consumes data from external APIs, I introduce caching so that every page request does not trigger a new API call. Caching can be implemented at the service level, Dispatcher level, or CDN level depending on the requirement.</w:t>
+      </w:r>
+    </w:p>
+    <w:p>
+      <w:r>
+        <w:rPr>
+          <w:i/>
+          <w:iCs/>
+        </w:rPr>
+        <w:t>I also check Dispatcher caching because cached pages are served much faster than rendering the component on every request.</w:t>
+      </w:r>
+    </w:p>
+    <w:p>
+      <w:r>
+        <w:rPr>
+          <w:i/>
+          <w:iCs/>
+        </w:rPr>
+        <w:t>From the frontend perspective, I look for large client libraries, unoptimized JavaScript, CSS, and images. I enable image optimization, lazy loading, and client library minification whenever possible.</w:t>
+      </w:r>
+    </w:p>
+    <w:p>
+      <w:r>
+        <w:rPr>
+          <w:i/>
+          <w:iCs/>
+        </w:rPr>
+        <w:t xml:space="preserve">Additionally, I use tools like Developer Console, Query Performance Tool, Dispatcher logs, browser </w:t>
+      </w:r>
+      <w:proofErr w:type="spellStart"/>
+      <w:r>
+        <w:rPr>
+          <w:i/>
+          <w:iCs/>
+        </w:rPr>
+        <w:t>DevTools</w:t>
+      </w:r>
+      <w:proofErr w:type="spellEnd"/>
+      <w:r>
+        <w:rPr>
+          <w:i/>
+          <w:iCs/>
+        </w:rPr>
+        <w:t>, and AEM Performance Monitoring to identify bottlenecks.</w:t>
+      </w:r>
+    </w:p>
+    <w:p>
+      <w:r>
+        <w:rPr>
+          <w:i/>
+          <w:iCs/>
+        </w:rPr>
+        <w:t>In production projects, the most common reasons for slow component rendering are inefficient JCR queries, repeated repository access, external API latency, missing caching, and large frontend assets. My goal is always to reduce repository calls, optimize queries, and maximize caching."</w:t>
+      </w:r>
+    </w:p>
+    <w:p>
+      <w:pPr>
+        <w:rPr>
+          <w:b/>
+          <w:bCs/>
+        </w:rPr>
+      </w:pPr>
+      <w:r>
+        <w:rPr>
+          <w:b/>
+          <w:bCs/>
+        </w:rPr>
+        <w:t>Q-C-C-F</w:t>
+      </w:r>
+    </w:p>
+    <w:p>
+      <w:r>
+        <w:rPr>
+          <w:b/>
+          <w:bCs/>
+        </w:rPr>
+        <w:t>Q</w:t>
+      </w:r>
+      <w:r>
+        <w:t xml:space="preserve"> → Query Optimization</w:t>
+      </w:r>
+      <w:r>
+        <w:br/>
+      </w:r>
+      <w:r>
+        <w:rPr>
+          <w:b/>
+          <w:bCs/>
+        </w:rPr>
+        <w:t>C</w:t>
+      </w:r>
+      <w:r>
+        <w:t xml:space="preserve"> → Code Review (Sling Models / Services)</w:t>
+      </w:r>
+      <w:r>
+        <w:br/>
+      </w:r>
+      <w:r>
+        <w:rPr>
+          <w:b/>
+          <w:bCs/>
+        </w:rPr>
+        <w:t>C</w:t>
+      </w:r>
+      <w:r>
+        <w:t xml:space="preserve"> → Caching (Dispatcher, CDN, Service Cache)</w:t>
+      </w:r>
+      <w:r>
+        <w:br/>
+      </w:r>
+      <w:r>
+        <w:rPr>
+          <w:b/>
+          <w:bCs/>
+        </w:rPr>
+        <w:t>F</w:t>
+      </w:r>
+      <w:r>
+        <w:t xml:space="preserve"> → Frontend Optimization</w:t>
+      </w:r>
+    </w:p>
+    <w:p/>
+    <w:p>
+      <w:r>
+        <w:pict w14:anchorId="09E43496">
+          <v:rect id="_x0000_i1031" style="width:0;height:1.5pt" o:hralign="center" o:hrstd="t" o:hr="t" fillcolor="#a0a0a0" stroked="f"/>
+        </w:pict>
+      </w:r>
+    </w:p>
+    <w:p>
+      <w:pPr>
+        <w:rPr>
+          <w:b/>
+          <w:bCs/>
+        </w:rPr>
+      </w:pPr>
+      <w:r>
+        <w:rPr>
+          <w:b/>
+          <w:bCs/>
+        </w:rPr>
+        <w:t>Scenario 4</w:t>
+      </w:r>
+    </w:p>
+    <w:p>
+      <w:r>
+        <w:t>The dialog fields are not appearing in AEM author mode.</w:t>
+      </w:r>
+    </w:p>
+    <w:p>
+      <w:r>
+        <w:t>What could be the reason?</w:t>
+      </w:r>
+    </w:p>
+    <w:p>
+      <w:r>
+        <w:pict w14:anchorId="12C21E69">
+          <v:rect id="_x0000_i1032" style="width:0;height:1.5pt" o:hralign="center" o:hrstd="t" o:hr="t" fillcolor="#a0a0a0" stroked="f"/>
+        </w:pict>
+      </w:r>
+    </w:p>
+    <w:p>
+      <w:pPr>
+        <w:rPr>
+          <w:b/>
+          <w:bCs/>
+        </w:rPr>
+      </w:pPr>
+      <w:r>
+        <w:rPr>
+          <w:b/>
+          <w:bCs/>
+        </w:rPr>
+        <w:t>Scenario 5</w:t>
+      </w:r>
+    </w:p>
+    <w:p>
+      <w:pPr>
+        <w:rPr>
+          <w:b/>
+          <w:bCs/>
+        </w:rPr>
+      </w:pPr>
+      <w:r>
+        <w:rPr>
+          <w:b/>
+          <w:bCs/>
+        </w:rPr>
+        <w:t>A component needs to be reused with some additional functionality.</w:t>
+      </w:r>
+    </w:p>
+    <w:p>
+      <w:pPr>
+        <w:rPr>
+          <w:b/>
+          <w:bCs/>
+        </w:rPr>
+      </w:pPr>
+      <w:r>
+        <w:rPr>
+          <w:b/>
+          <w:bCs/>
+        </w:rPr>
+        <w:lastRenderedPageBreak/>
+        <w:t>Would you create a new component or extend an existing one?</w:t>
+      </w:r>
+    </w:p>
+    <w:p>
+      <w:r>
+        <w:rPr>
+          <w:i/>
+          <w:iCs/>
+        </w:rPr>
+        <w:t>My decision depends on the amount of new functionality and the impact on existing implementations.</w:t>
+      </w:r>
+    </w:p>
+    <w:p>
+      <w:r>
+        <w:rPr>
+          <w:i/>
+          <w:iCs/>
+        </w:rPr>
+        <w:t>If the new requirement is only a small enhancement and the existing component's core functionality remains the same, I prefer extending or inheriting the existing component. This promotes reusability, reduces code duplication, and simplifies maintenance.</w:t>
+      </w:r>
+    </w:p>
+    <w:p>
+      <w:r>
+        <w:rPr>
+          <w:i/>
+          <w:iCs/>
+        </w:rPr>
+        <w:t xml:space="preserve">In AEM, component inheritance can be achieved using the </w:t>
+      </w:r>
+      <w:proofErr w:type="spellStart"/>
+      <w:proofErr w:type="gramStart"/>
+      <w:r>
+        <w:rPr>
+          <w:i/>
+          <w:iCs/>
+        </w:rPr>
+        <w:t>sling:resourceSuperType</w:t>
+      </w:r>
+      <w:proofErr w:type="spellEnd"/>
+      <w:proofErr w:type="gramEnd"/>
+      <w:r>
+        <w:rPr>
+          <w:i/>
+          <w:iCs/>
+        </w:rPr>
+        <w:t xml:space="preserve"> property. The new component inherits the existing component's HTL, Sling Models, dialogs, and functionality, while allowing customization only where required.</w:t>
+      </w:r>
+    </w:p>
+    <w:p>
+      <w:r>
+        <w:rPr>
+          <w:i/>
+          <w:iCs/>
+        </w:rPr>
+        <w:t xml:space="preserve">However, if the new requirement significantly changes the business logic, authoring experience, data model, or rendering </w:t>
+      </w:r>
+      <w:proofErr w:type="spellStart"/>
+      <w:r>
+        <w:rPr>
+          <w:i/>
+          <w:iCs/>
+        </w:rPr>
+        <w:t>behavior</w:t>
+      </w:r>
+      <w:proofErr w:type="spellEnd"/>
+      <w:r>
+        <w:rPr>
+          <w:i/>
+          <w:iCs/>
+        </w:rPr>
+        <w:t xml:space="preserve">, I </w:t>
+      </w:r>
+      <w:proofErr w:type="gramStart"/>
+      <w:r>
+        <w:rPr>
+          <w:i/>
+          <w:iCs/>
+        </w:rPr>
+        <w:t>would</w:t>
+      </w:r>
+      <w:proofErr w:type="gramEnd"/>
+      <w:r>
+        <w:rPr>
+          <w:i/>
+          <w:iCs/>
+        </w:rPr>
+        <w:t xml:space="preserve"> create a new component. Extending a heavily customized component can make the solution difficult to maintain and may unintentionally affect existing pages.</w:t>
+      </w:r>
+    </w:p>
+    <w:p>
+      <w:r>
+        <w:rPr>
+          <w:i/>
+          <w:iCs/>
+        </w:rPr>
+        <w:t>As a rule of thumb, if around 70-80% of the functionality is common, I prefer component inheritance. If most of the functionality is different, I create a new component.</w:t>
+      </w:r>
+    </w:p>
+    <w:p>
+      <w:r>
+        <w:rPr>
+          <w:i/>
+          <w:iCs/>
+        </w:rPr>
+        <w:t>My goal is always to maximize reuse while keeping components maintainable, scalable, and easy for authors to use."</w:t>
+      </w:r>
+    </w:p>
+    <w:p>
+      <w:pPr>
+        <w:rPr>
+          <w:b/>
+          <w:bCs/>
+        </w:rPr>
+      </w:pPr>
+      <w:r>
+        <w:rPr>
+          <w:b/>
+          <w:bCs/>
+        </w:rPr>
+        <w:t>R-E-N Rule</w:t>
+      </w:r>
+    </w:p>
+    <w:p>
+      <w:r>
+        <w:rPr>
+          <w:b/>
+          <w:bCs/>
+        </w:rPr>
+        <w:t>R</w:t>
+      </w:r>
+      <w:r>
+        <w:t xml:space="preserve"> = Reuse if functionality is mostly the same.</w:t>
+      </w:r>
+    </w:p>
+    <w:p>
+      <w:r>
+        <w:rPr>
+          <w:b/>
+          <w:bCs/>
+        </w:rPr>
+        <w:t>E</w:t>
+      </w:r>
+      <w:r>
+        <w:t xml:space="preserve"> = Extend using </w:t>
+      </w:r>
+      <w:proofErr w:type="spellStart"/>
+      <w:proofErr w:type="gramStart"/>
+      <w:r>
+        <w:t>sling:resourceSuperType</w:t>
+      </w:r>
+      <w:proofErr w:type="spellEnd"/>
+      <w:proofErr w:type="gramEnd"/>
+      <w:r>
+        <w:t>.</w:t>
+      </w:r>
+    </w:p>
+    <w:p>
+      <w:r>
+        <w:rPr>
+          <w:b/>
+          <w:bCs/>
+        </w:rPr>
+        <w:t>N</w:t>
+      </w:r>
+      <w:r>
+        <w:t xml:space="preserve"> = New Component if business logic is significantly different.</w:t>
+      </w:r>
+    </w:p>
+    <w:p>
+      <w:r>
+        <w:t xml:space="preserve">"If 70-80% of the functionality is the same, I would extend the existing component using </w:t>
+      </w:r>
+      <w:proofErr w:type="spellStart"/>
+      <w:proofErr w:type="gramStart"/>
+      <w:r>
+        <w:t>sling:resourceSuperType</w:t>
+      </w:r>
+      <w:proofErr w:type="spellEnd"/>
+      <w:proofErr w:type="gramEnd"/>
+      <w:r>
+        <w:t xml:space="preserve">; if the requirement introduces major changes in business logic or authoring </w:t>
+      </w:r>
+      <w:proofErr w:type="spellStart"/>
+      <w:r>
+        <w:t>behavior</w:t>
+      </w:r>
+      <w:proofErr w:type="spellEnd"/>
+      <w:r>
+        <w:t xml:space="preserve">, I </w:t>
+      </w:r>
+      <w:proofErr w:type="gramStart"/>
+      <w:r>
+        <w:t>would</w:t>
+      </w:r>
+      <w:proofErr w:type="gramEnd"/>
+      <w:r>
+        <w:t xml:space="preserve"> create a new component."</w:t>
+      </w:r>
+    </w:p>
+    <w:p/>
+    <w:p>
+      <w:r>
+        <w:pict w14:anchorId="3C15534C">
+          <v:rect id="_x0000_i1033" style="width:0;height:1.5pt" o:hralign="center" o:hrstd="t" o:hr="t" fillcolor="#a0a0a0" stroked="f"/>
+        </w:pict>
+      </w:r>
+    </w:p>
+    <w:p>
+      <w:r>
+        <w:rPr>
+          <w:b/>
+          <w:bCs/>
+        </w:rPr>
+        <w:t>1</w:t>
+      </w:r>
+      <w:r>
+        <w:rPr>
+          <w:b/>
+          <w:bCs/>
+        </w:rPr>
+        <w:t>.</w:t>
+      </w:r>
+      <w:r>
+        <w:t>You need to render a child component inside another component. Which HTL attribute will you use?</w:t>
+      </w:r>
+    </w:p>
+    <w:p>
+      <w:r>
+        <w:rPr>
+          <w:b/>
+          <w:bCs/>
+        </w:rPr>
+        <w:t>2.</w:t>
+      </w:r>
+      <w:r>
+        <w:t>You need data from a Sling Model. Which HTL attribute is used?</w:t>
+      </w:r>
+    </w:p>
+    <w:p>
+      <w:r>
+        <w:rPr>
+          <w:b/>
+          <w:bCs/>
+        </w:rPr>
+        <w:t>3.</w:t>
+      </w:r>
+      <w:r>
+        <w:t>You want to reuse the same HTML fragment across multiple components. What will you use?</w:t>
+      </w:r>
+    </w:p>
+    <w:p>
+      <w:r>
+        <w:rPr>
+          <w:b/>
+          <w:bCs/>
+        </w:rPr>
+        <w:t>4.</w:t>
+      </w:r>
+      <w:r>
+        <w:t>A nested component should have its own authoring capabilities. Which approach will you take?</w:t>
+      </w:r>
+    </w:p>
+    <w:p>
+      <w:r>
+        <w:rPr>
+          <w:b/>
+          <w:bCs/>
+        </w:rPr>
+        <w:t>5.</w:t>
+      </w:r>
+      <w:r>
+        <w:t>When should you use data-sly-resource instead of data-sly-include?</w:t>
+      </w:r>
+    </w:p>
+    <w:p/>
+    <w:p>
+      <w:r>
+        <w:t>1.</w:t>
+      </w:r>
+      <w:r>
+        <w:t>How do you display a component property in HTL using Sling Models?</w:t>
+      </w:r>
+    </w:p>
+    <w:p>
+      <w:r>
+        <w:rPr>
+          <w:b/>
+          <w:bCs/>
+        </w:rPr>
+        <w:t>2.</w:t>
+      </w:r>
+      <w:r>
+        <w:t>How do you pass Multifield data from Sling Model to HTL?</w:t>
+      </w:r>
+    </w:p>
+    <w:p>
+      <w:r>
+        <w:rPr>
+          <w:b/>
+          <w:bCs/>
+        </w:rPr>
+        <w:t>3.</w:t>
+      </w:r>
+      <w:r>
+        <w:t>How do you display data fetched from an OSGi service in HTL?</w:t>
+      </w:r>
+    </w:p>
+    <w:p>
+      <w:r>
+        <w:rPr>
+          <w:b/>
+          <w:bCs/>
+        </w:rPr>
+        <w:t>4.</w:t>
+      </w:r>
+      <w:r>
+        <w:t>Can HTL directly access JCR properties without a Sling Model?</w:t>
+      </w:r>
+    </w:p>
+    <w:p>
+      <w:r>
+        <w:rPr>
+          <w:b/>
+          <w:bCs/>
+        </w:rPr>
+        <w:t>5.</w:t>
+      </w:r>
+      <w:r>
+        <w:t>Why is Sling Model preferred over writing logic in HTL?</w:t>
+      </w:r>
+    </w:p>
+    <w:p>
+      <w:r>
+        <w:t>6.</w:t>
+      </w:r>
+      <w:r>
+        <w:rPr>
+          <w:rFonts w:ascii="Segoe UI" w:eastAsia="Times New Roman" w:hAnsi="Segoe UI" w:cs="Segoe UI"/>
+          <w:kern w:val="0"/>
+          <w:sz w:val="21"/>
+          <w:szCs w:val="21"/>
+          <w:lang w:eastAsia="en-IN"/>
+          <w14:ligatures w14:val="none"/>
+        </w:rPr>
+        <w:t xml:space="preserve"> </w:t>
+      </w:r>
+      <w:r>
+        <w:t>How do you call an OSGi service from a Sling Model?</w:t>
+      </w:r>
+    </w:p>
+    <w:p/>
+    <w:p>
+      <w:proofErr w:type="gramStart"/>
+      <w:r>
+        <w:t>  What</w:t>
+      </w:r>
+      <w:proofErr w:type="gramEnd"/>
+      <w:r>
+        <w:t xml:space="preserve"> is the difference between Dialog and Edit Config? </w:t>
+      </w:r>
+    </w:p>
+    <w:p>
+      <w:proofErr w:type="gramStart"/>
+      <w:r>
+        <w:lastRenderedPageBreak/>
+        <w:t>  What</w:t>
+      </w:r>
+      <w:proofErr w:type="gramEnd"/>
+      <w:r>
+        <w:t xml:space="preserve"> are common actions configured using Edit Config?</w:t>
+      </w:r>
+    </w:p>
+    <w:p/>
+    <w:p>
+      <w:r>
+        <w:rPr>
+          <w:b/>
+          <w:bCs/>
+        </w:rPr>
+        <w:t>1.</w:t>
+      </w:r>
+      <w:r>
+        <w:t>An author is confused by a component dialog containing many fields. How would you improve it?</w:t>
+      </w:r>
+    </w:p>
+    <w:p>
+      <w:r>
+        <w:rPr>
+          <w:b/>
+          <w:bCs/>
+        </w:rPr>
+        <w:t>2.</w:t>
+      </w:r>
+      <w:r>
+        <w:t>Authors frequently save components with incomplete data. How would you prevent this?</w:t>
+      </w:r>
+    </w:p>
+    <w:p>
+      <w:r>
+        <w:rPr>
+          <w:b/>
+          <w:bCs/>
+        </w:rPr>
+        <w:t>3.</w:t>
+      </w:r>
+      <w:r>
+        <w:t>A component requires adding multiple items dynamically. What authoring feature would you use?</w:t>
+      </w:r>
+    </w:p>
+    <w:p>
+      <w:r>
+        <w:rPr>
+          <w:b/>
+          <w:bCs/>
+        </w:rPr>
+        <w:t>4.</w:t>
+      </w:r>
+      <w:r>
+        <w:t>Authors cannot identify empty components on the page. How would you solve it?</w:t>
+      </w:r>
+    </w:p>
+    <w:p>
+      <w:r>
+        <w:rPr>
+          <w:b/>
+          <w:bCs/>
+        </w:rPr>
+        <w:t>5.</w:t>
+      </w:r>
+      <w:r>
+        <w:t>Business users repeatedly enter the same content in multiple pages. How would you improve the authoring experience?</w:t>
+      </w:r>
+    </w:p>
+    <w:p/>
+    <w:p>
+      <w:r>
+        <w:rPr>
+          <w:b/>
+          <w:bCs/>
+        </w:rPr>
+        <w:t>1.</w:t>
+      </w:r>
+      <w:r>
+        <w:t>How would you implement an FAQ component with unlimited questions?</w:t>
+      </w:r>
+    </w:p>
+    <w:p>
+      <w:r>
+        <w:rPr>
+          <w:b/>
+          <w:bCs/>
+        </w:rPr>
+        <w:t>2.</w:t>
+      </w:r>
+      <w:r>
+        <w:t>How would you develop a Mega Menu with categories and links?</w:t>
+      </w:r>
+    </w:p>
+    <w:p>
+      <w:r>
+        <w:rPr>
+          <w:b/>
+          <w:bCs/>
+        </w:rPr>
+        <w:t>3.</w:t>
+      </w:r>
+      <w:r>
+        <w:t>How do you read Multifield data in Sling Models?</w:t>
+      </w:r>
+    </w:p>
+    <w:p>
+      <w:r>
+        <w:rPr>
+          <w:b/>
+          <w:bCs/>
+        </w:rPr>
+        <w:t>4.</w:t>
+      </w:r>
+      <w:r>
+        <w:t>How do you display Multifield data in HTL?</w:t>
+      </w:r>
+    </w:p>
+    <w:p>
+      <w:r>
+        <w:rPr>
+          <w:b/>
+          <w:bCs/>
+        </w:rPr>
+        <w:t>5.</w:t>
+      </w:r>
+      <w:r>
+        <w:t>When would you use Nested Multifield instead of a normal Multifield?</w:t>
+      </w:r>
+    </w:p>
+    <w:p>
+      <w:r>
+        <w:t>6.</w:t>
+      </w:r>
+      <w:r>
+        <w:t xml:space="preserve"> What is the difference between Composite and Non-Composite Multifield? </w:t>
+      </w:r>
+    </w:p>
+    <w:p>
+      <w:r>
+        <w:t>7.</w:t>
+      </w:r>
+      <w:r>
+        <w:t xml:space="preserve">How is Multifield data stored in JCR? </w:t>
+      </w:r>
+    </w:p>
+    <w:p>
+      <w:r>
+        <w:t>8.</w:t>
+      </w:r>
+      <w:r>
+        <w:t xml:space="preserve">How do you read Nested Multifield data in Sling Models? </w:t>
+      </w:r>
+    </w:p>
+    <w:p>
+      <w:r>
+        <w:t>9.</w:t>
+      </w:r>
+      <w:r>
+        <w:t xml:space="preserve">What annotation is commonly used for </w:t>
+      </w:r>
+      <w:proofErr w:type="spellStart"/>
+      <w:r>
+        <w:t>Multifields</w:t>
+      </w:r>
+      <w:proofErr w:type="spellEnd"/>
+      <w:r>
+        <w:t xml:space="preserve">? </w:t>
+      </w:r>
+    </w:p>
+    <w:p>
+      <w:r>
+        <w:t>10.</w:t>
+      </w:r>
+      <w:r>
+        <w:t>How do you iterate Multifield data in HTL?</w:t>
+      </w:r>
+    </w:p>
+    <w:p/>
     <w:sectPr>
       <w:pgSz w:w="11906" w:h="16838"/>
       <w:pgMar w:top="720" w:right="720" w:bottom="720" w:left="720" w:header="708" w:footer="708" w:gutter="0"/>
@@ -1375,8 +2912,157 @@
 </file>
 
 <file path=word/numbering.xml><?xml version="1.0" encoding="utf-8"?>
-<w:numbering xmlns:wpc="http://schemas.microsoft.com/office/word/2010/wordprocessingCanvas" xmlns:cx="http://schemas.microsoft.com/office/drawing/2014/chartex" xmlns:cx1="http://schemas.microsoft.com/office/drawing/2015/9/8/chartex" xmlns:cx2="http://schemas.microsoft.com/office/drawing/2015/10/21/chartex" xmlns:cx3="http://schemas.microsoft.com/office/drawing/2016/5/9/chartex" xmlns:cx4="http://schemas.microsoft.com/office/drawing/2016/5/10/chartex" xmlns:cx5="http://schemas.microsoft.com/office/drawing/2016/5/11/chartex" xmlns:cx6="http://schemas.microsoft.com/office/drawing/2016/5/12/chartex" xmlns:cx7="http://schemas.microsoft.com/office/drawing/2016/5/13/chartex" xmlns:cx8="http://schemas.microsoft.com/office/drawing/2016/5/14/chartex" xmlns:mc="http://schemas.openxmlformats.org/markup-compatibility/2006" xmlns:aink="http://schemas.microsoft.com/office/drawing/2016/ink" xmlns:am3d="http://schemas.microsoft.com/office/drawing/2017/model3d" xmlns:o="urn:schemas-microsoft-com:office:office" xmlns:oel="http://schemas.microsoft.com/office/2019/extlst" xmlns:r="http://schemas.openxmlformats.org/officeDocument/2006/relationships" xmlns:m="http://schemas.openxmlformats.org/officeDocument/2006/math" xmlns:v="urn:schemas-microsoft-com:vml" xmlns:wp14="http://schemas.microsoft.com/office/word/2010/wordprocessingDrawing" xmlns:wp="http://schemas.openxmlformats.org/drawingml/2006/wordprocessingDrawing" xmlns:w10="urn:schemas-microsoft-com:office:word" xmlns:w="http://schemas.openxmlformats.org/wordprocessingml/2006/main" xmlns:w14="http://schemas.microsoft.com/office/word/2010/wordml" xmlns:w15="http://schemas.microsoft.com/office/word/2012/wordml" xmlns:w16cex="http://schemas.microsoft.com/office/word/2018/wordml/cex" xmlns:w16cid="http://schemas.microsoft.com/office/word/2016/wordml/cid" xmlns:w16="http://schemas.microsoft.com/office/word/2018/wordml" xmlns:w16du="http://schemas.microsoft.com/office/word/2023/wordml/word16du" xmlns:w16sdtdh="http://schemas.microsoft.com/office/word/2020/wordml/sdtdatahash" xmlns:w16sdtfl="http://schemas.microsoft.com/office/word/2024/wordml/sdtformatlock" xmlns:w16se="http://schemas.microsoft.com/office/word/2015/wordml/symex" xmlns:wpg="http://schemas.microsoft.com/office/word/2010/wordprocessingGroup" xmlns:wpi="http://schemas.microsoft.com/office/word/2010/wordprocessingInk" xmlns:wne="http://schemas.microsoft.com/office/word/2006/wordml" xmlns:wps="http://schemas.microsoft.com/office/word/2010/wordprocessingShape" mc:Ignorable="w14 w15 w16se w16cid w16 w16cex w16sdtdh w16sdtfl w16du wp14">
+<w:numbering xmlns:wpc="http://schemas.microsoft.com/office/word/2010/wordprocessingCanvas" xmlns:cx="http://schemas.microsoft.com/office/drawing/2014/chartex" xmlns:cx1="http://schemas.microsoft.com/office/drawing/2015/9/8/chartex" xmlns:cx2="http://schemas.microsoft.com/office/drawing/2015/10/21/chartex" xmlns:cx3="http://schemas.microsoft.com/office/drawing/2016/5/9/chartex" xmlns:cx4="http://schemas.microsoft.com/office/drawing/2016/5/10/chartex" xmlns:cx5="http://schemas.microsoft.com/office/drawing/2016/5/11/chartex" xmlns:cx6="http://schemas.microsoft.com/office/drawing/2016/5/12/chartex" xmlns:cx7="http://schemas.microsoft.com/office/drawing/2016/5/13/chartex" xmlns:cx8="http://schemas.microsoft.com/office/drawing/2016/5/14/chartex" xmlns:mc="http://schemas.openxmlformats.org/markup-compatibility/2006" xmlns:aink="http://schemas.microsoft.com/office/drawing/2016/ink" xmlns:am3d="http://schemas.microsoft.com/office/drawing/2017/model3d" xmlns:o="urn:schemas-microsoft-com:office:office" xmlns:oel="http://schemas.microsoft.com/office/2019/extlst" xmlns:r="http://schemas.openxmlformats.org/officeDocument/2006/relationships" xmlns:m="http://schemas.openxmlformats.org/officeDocument/2006/math" xmlns:v="urn:schemas-microsoft-com:vml" xmlns:wp14="http://schemas.microsoft.com/office/word/2010/wordprocessingDrawing" xmlns:wp="http://schemas.openxmlformats.org/drawingml/2006/wordprocessingDrawing" xmlns:w10="urn:schemas-microsoft-com:office:word" xmlns:w="http://schemas.openxmlformats.org/wordprocessingml/2006/main" xmlns:w14="http://schemas.microsoft.com/office/word/2010/wordml" xmlns:w15="http://schemas.microsoft.com/office/word/2012/wordml" xmlns:w16cei="http://schemas.microsoft.com/office/word/2026/wordml/cei" xmlns:w16cex="http://schemas.microsoft.com/office/word/2018/wordml/cex" xmlns:w16cid="http://schemas.microsoft.com/office/word/2016/wordml/cid" xmlns:w16="http://schemas.microsoft.com/office/word/2018/wordml" xmlns:w16du="http://schemas.microsoft.com/office/word/2023/wordml/word16du" xmlns:w16sdtdh="http://schemas.microsoft.com/office/word/2020/wordml/sdtdatahash" xmlns:w16sdtfl="http://schemas.microsoft.com/office/word/2024/wordml/sdtformatlock" xmlns:w16se="http://schemas.microsoft.com/office/word/2015/wordml/symex" xmlns:wpg="http://schemas.microsoft.com/office/word/2010/wordprocessingGroup" xmlns:wpi="http://schemas.microsoft.com/office/word/2010/wordprocessingInk" xmlns:wne="http://schemas.microsoft.com/office/word/2006/wordml" xmlns:wps="http://schemas.microsoft.com/office/word/2010/wordprocessingShape" mc:Ignorable="w14 w15 w16se w16cid w16 w16cex w16sdtdh w16sdtfl w16du wp14">
   <w:abstractNum w:abstractNumId="0" w15:restartNumberingAfterBreak="0">
+    <w:nsid w:val="0209386B"/>
+    <w:multiLevelType w:val="multilevel"/>
+    <w:tmpl w:val="54106062"/>
+    <w:lvl w:ilvl="0">
+      <w:start w:val="1"/>
+      <w:numFmt w:val="bullet"/>
+      <w:lvlText w:val=""/>
+      <w:lvlJc w:val="left"/>
+      <w:pPr>
+        <w:tabs>
+          <w:tab w:val="num" w:pos="720"/>
+        </w:tabs>
+        <w:ind w:left="720" w:hanging="360"/>
+      </w:pPr>
+      <w:rPr>
+        <w:rFonts w:ascii="Symbol" w:hAnsi="Symbol" w:hint="default"/>
+        <w:sz w:val="20"/>
+      </w:rPr>
+    </w:lvl>
+    <w:lvl w:ilvl="1" w:tentative="1">
+      <w:start w:val="1"/>
+      <w:numFmt w:val="bullet"/>
+      <w:lvlText w:val="o"/>
+      <w:lvlJc w:val="left"/>
+      <w:pPr>
+        <w:tabs>
+          <w:tab w:val="num" w:pos="1440"/>
+        </w:tabs>
+        <w:ind w:left="1440" w:hanging="360"/>
+      </w:pPr>
+      <w:rPr>
+        <w:rFonts w:ascii="Courier New" w:hAnsi="Courier New" w:hint="default"/>
+        <w:sz w:val="20"/>
+      </w:rPr>
+    </w:lvl>
+    <w:lvl w:ilvl="2" w:tentative="1">
+      <w:start w:val="1"/>
+      <w:numFmt w:val="bullet"/>
+      <w:lvlText w:val=""/>
+      <w:lvlJc w:val="left"/>
+      <w:pPr>
+        <w:tabs>
+          <w:tab w:val="num" w:pos="2160"/>
+        </w:tabs>
+        <w:ind w:left="2160" w:hanging="360"/>
+      </w:pPr>
+      <w:rPr>
+        <w:rFonts w:ascii="Wingdings" w:hAnsi="Wingdings" w:hint="default"/>
+        <w:sz w:val="20"/>
+      </w:rPr>
+    </w:lvl>
+    <w:lvl w:ilvl="3" w:tentative="1">
+      <w:start w:val="1"/>
+      <w:numFmt w:val="bullet"/>
+      <w:lvlText w:val=""/>
+      <w:lvlJc w:val="left"/>
+      <w:pPr>
+        <w:tabs>
+          <w:tab w:val="num" w:pos="2880"/>
+        </w:tabs>
+        <w:ind w:left="2880" w:hanging="360"/>
+      </w:pPr>
+      <w:rPr>
+        <w:rFonts w:ascii="Wingdings" w:hAnsi="Wingdings" w:hint="default"/>
+        <w:sz w:val="20"/>
+      </w:rPr>
+    </w:lvl>
+    <w:lvl w:ilvl="4" w:tentative="1">
+      <w:start w:val="1"/>
+      <w:numFmt w:val="bullet"/>
+      <w:lvlText w:val=""/>
+      <w:lvlJc w:val="left"/>
+      <w:pPr>
+        <w:tabs>
+          <w:tab w:val="num" w:pos="3600"/>
+        </w:tabs>
+        <w:ind w:left="3600" w:hanging="360"/>
+      </w:pPr>
+      <w:rPr>
+        <w:rFonts w:ascii="Wingdings" w:hAnsi="Wingdings" w:hint="default"/>
+        <w:sz w:val="20"/>
+      </w:rPr>
+    </w:lvl>
+    <w:lvl w:ilvl="5" w:tentative="1">
+      <w:start w:val="1"/>
+      <w:numFmt w:val="bullet"/>
+      <w:lvlText w:val=""/>
+      <w:lvlJc w:val="left"/>
+      <w:pPr>
+        <w:tabs>
+          <w:tab w:val="num" w:pos="4320"/>
+        </w:tabs>
+        <w:ind w:left="4320" w:hanging="360"/>
+      </w:pPr>
+      <w:rPr>
+        <w:rFonts w:ascii="Wingdings" w:hAnsi="Wingdings" w:hint="default"/>
+        <w:sz w:val="20"/>
+      </w:rPr>
+    </w:lvl>
+    <w:lvl w:ilvl="6" w:tentative="1">
+      <w:start w:val="1"/>
+      <w:numFmt w:val="bullet"/>
+      <w:lvlText w:val=""/>
+      <w:lvlJc w:val="left"/>
+      <w:pPr>
+        <w:tabs>
+          <w:tab w:val="num" w:pos="5040"/>
+        </w:tabs>
+        <w:ind w:left="5040" w:hanging="360"/>
+      </w:pPr>
+      <w:rPr>
+        <w:rFonts w:ascii="Wingdings" w:hAnsi="Wingdings" w:hint="default"/>
+        <w:sz w:val="20"/>
+      </w:rPr>
+    </w:lvl>
+    <w:lvl w:ilvl="7" w:tentative="1">
+      <w:start w:val="1"/>
+      <w:numFmt w:val="bullet"/>
+      <w:lvlText w:val=""/>
+      <w:lvlJc w:val="left"/>
+      <w:pPr>
+        <w:tabs>
+          <w:tab w:val="num" w:pos="5760"/>
+        </w:tabs>
+        <w:ind w:left="5760" w:hanging="360"/>
+      </w:pPr>
+      <w:rPr>
+        <w:rFonts w:ascii="Wingdings" w:hAnsi="Wingdings" w:hint="default"/>
+        <w:sz w:val="20"/>
+      </w:rPr>
+    </w:lvl>
+    <w:lvl w:ilvl="8" w:tentative="1">
+      <w:start w:val="1"/>
+      <w:numFmt w:val="bullet"/>
+      <w:lvlText w:val=""/>
+      <w:lvlJc w:val="left"/>
+      <w:pPr>
+        <w:tabs>
+          <w:tab w:val="num" w:pos="6480"/>
+        </w:tabs>
+        <w:ind w:left="6480" w:hanging="360"/>
+      </w:pPr>
+      <w:rPr>
+        <w:rFonts w:ascii="Wingdings" w:hAnsi="Wingdings" w:hint="default"/>
+        <w:sz w:val="20"/>
+      </w:rPr>
+    </w:lvl>
+  </w:abstractNum>
+  <w:abstractNum w:abstractNumId="1" w15:restartNumberingAfterBreak="0">
     <w:nsid w:val="147E5405"/>
     <w:multiLevelType w:val="multilevel"/>
     <w:tmpl w:val="1E32C2AE"/>
@@ -1489,7 +3175,305 @@
       </w:pPr>
     </w:lvl>
   </w:abstractNum>
-  <w:abstractNum w:abstractNumId="1" w15:restartNumberingAfterBreak="0">
+  <w:abstractNum w:abstractNumId="2" w15:restartNumberingAfterBreak="0">
+    <w:nsid w:val="204F1D52"/>
+    <w:multiLevelType w:val="multilevel"/>
+    <w:tmpl w:val="02444E94"/>
+    <w:lvl w:ilvl="0">
+      <w:start w:val="1"/>
+      <w:numFmt w:val="bullet"/>
+      <w:lvlText w:val=""/>
+      <w:lvlJc w:val="left"/>
+      <w:pPr>
+        <w:tabs>
+          <w:tab w:val="num" w:pos="720"/>
+        </w:tabs>
+        <w:ind w:left="720" w:hanging="360"/>
+      </w:pPr>
+      <w:rPr>
+        <w:rFonts w:ascii="Symbol" w:hAnsi="Symbol" w:hint="default"/>
+        <w:sz w:val="20"/>
+      </w:rPr>
+    </w:lvl>
+    <w:lvl w:ilvl="1" w:tentative="1">
+      <w:start w:val="1"/>
+      <w:numFmt w:val="bullet"/>
+      <w:lvlText w:val="o"/>
+      <w:lvlJc w:val="left"/>
+      <w:pPr>
+        <w:tabs>
+          <w:tab w:val="num" w:pos="1440"/>
+        </w:tabs>
+        <w:ind w:left="1440" w:hanging="360"/>
+      </w:pPr>
+      <w:rPr>
+        <w:rFonts w:ascii="Courier New" w:hAnsi="Courier New" w:hint="default"/>
+        <w:sz w:val="20"/>
+      </w:rPr>
+    </w:lvl>
+    <w:lvl w:ilvl="2" w:tentative="1">
+      <w:start w:val="1"/>
+      <w:numFmt w:val="bullet"/>
+      <w:lvlText w:val=""/>
+      <w:lvlJc w:val="left"/>
+      <w:pPr>
+        <w:tabs>
+          <w:tab w:val="num" w:pos="2160"/>
+        </w:tabs>
+        <w:ind w:left="2160" w:hanging="360"/>
+      </w:pPr>
+      <w:rPr>
+        <w:rFonts w:ascii="Wingdings" w:hAnsi="Wingdings" w:hint="default"/>
+        <w:sz w:val="20"/>
+      </w:rPr>
+    </w:lvl>
+    <w:lvl w:ilvl="3" w:tentative="1">
+      <w:start w:val="1"/>
+      <w:numFmt w:val="bullet"/>
+      <w:lvlText w:val=""/>
+      <w:lvlJc w:val="left"/>
+      <w:pPr>
+        <w:tabs>
+          <w:tab w:val="num" w:pos="2880"/>
+        </w:tabs>
+        <w:ind w:left="2880" w:hanging="360"/>
+      </w:pPr>
+      <w:rPr>
+        <w:rFonts w:ascii="Wingdings" w:hAnsi="Wingdings" w:hint="default"/>
+        <w:sz w:val="20"/>
+      </w:rPr>
+    </w:lvl>
+    <w:lvl w:ilvl="4" w:tentative="1">
+      <w:start w:val="1"/>
+      <w:numFmt w:val="bullet"/>
+      <w:lvlText w:val=""/>
+      <w:lvlJc w:val="left"/>
+      <w:pPr>
+        <w:tabs>
+          <w:tab w:val="num" w:pos="3600"/>
+        </w:tabs>
+        <w:ind w:left="3600" w:hanging="360"/>
+      </w:pPr>
+      <w:rPr>
+        <w:rFonts w:ascii="Wingdings" w:hAnsi="Wingdings" w:hint="default"/>
+        <w:sz w:val="20"/>
+      </w:rPr>
+    </w:lvl>
+    <w:lvl w:ilvl="5" w:tentative="1">
+      <w:start w:val="1"/>
+      <w:numFmt w:val="bullet"/>
+      <w:lvlText w:val=""/>
+      <w:lvlJc w:val="left"/>
+      <w:pPr>
+        <w:tabs>
+          <w:tab w:val="num" w:pos="4320"/>
+        </w:tabs>
+        <w:ind w:left="4320" w:hanging="360"/>
+      </w:pPr>
+      <w:rPr>
+        <w:rFonts w:ascii="Wingdings" w:hAnsi="Wingdings" w:hint="default"/>
+        <w:sz w:val="20"/>
+      </w:rPr>
+    </w:lvl>
+    <w:lvl w:ilvl="6" w:tentative="1">
+      <w:start w:val="1"/>
+      <w:numFmt w:val="bullet"/>
+      <w:lvlText w:val=""/>
+      <w:lvlJc w:val="left"/>
+      <w:pPr>
+        <w:tabs>
+          <w:tab w:val="num" w:pos="5040"/>
+        </w:tabs>
+        <w:ind w:left="5040" w:hanging="360"/>
+      </w:pPr>
+      <w:rPr>
+        <w:rFonts w:ascii="Wingdings" w:hAnsi="Wingdings" w:hint="default"/>
+        <w:sz w:val="20"/>
+      </w:rPr>
+    </w:lvl>
+    <w:lvl w:ilvl="7" w:tentative="1">
+      <w:start w:val="1"/>
+      <w:numFmt w:val="bullet"/>
+      <w:lvlText w:val=""/>
+      <w:lvlJc w:val="left"/>
+      <w:pPr>
+        <w:tabs>
+          <w:tab w:val="num" w:pos="5760"/>
+        </w:tabs>
+        <w:ind w:left="5760" w:hanging="360"/>
+      </w:pPr>
+      <w:rPr>
+        <w:rFonts w:ascii="Wingdings" w:hAnsi="Wingdings" w:hint="default"/>
+        <w:sz w:val="20"/>
+      </w:rPr>
+    </w:lvl>
+    <w:lvl w:ilvl="8" w:tentative="1">
+      <w:start w:val="1"/>
+      <w:numFmt w:val="bullet"/>
+      <w:lvlText w:val=""/>
+      <w:lvlJc w:val="left"/>
+      <w:pPr>
+        <w:tabs>
+          <w:tab w:val="num" w:pos="6480"/>
+        </w:tabs>
+        <w:ind w:left="6480" w:hanging="360"/>
+      </w:pPr>
+      <w:rPr>
+        <w:rFonts w:ascii="Wingdings" w:hAnsi="Wingdings" w:hint="default"/>
+        <w:sz w:val="20"/>
+      </w:rPr>
+    </w:lvl>
+  </w:abstractNum>
+  <w:abstractNum w:abstractNumId="3" w15:restartNumberingAfterBreak="0">
+    <w:nsid w:val="22EE413B"/>
+    <w:multiLevelType w:val="multilevel"/>
+    <w:tmpl w:val="65D8A3B0"/>
+    <w:lvl w:ilvl="0">
+      <w:start w:val="1"/>
+      <w:numFmt w:val="bullet"/>
+      <w:lvlText w:val=""/>
+      <w:lvlJc w:val="left"/>
+      <w:pPr>
+        <w:tabs>
+          <w:tab w:val="num" w:pos="720"/>
+        </w:tabs>
+        <w:ind w:left="720" w:hanging="360"/>
+      </w:pPr>
+      <w:rPr>
+        <w:rFonts w:ascii="Symbol" w:hAnsi="Symbol" w:hint="default"/>
+        <w:sz w:val="20"/>
+      </w:rPr>
+    </w:lvl>
+    <w:lvl w:ilvl="1" w:tentative="1">
+      <w:start w:val="1"/>
+      <w:numFmt w:val="bullet"/>
+      <w:lvlText w:val="o"/>
+      <w:lvlJc w:val="left"/>
+      <w:pPr>
+        <w:tabs>
+          <w:tab w:val="num" w:pos="1440"/>
+        </w:tabs>
+        <w:ind w:left="1440" w:hanging="360"/>
+      </w:pPr>
+      <w:rPr>
+        <w:rFonts w:ascii="Courier New" w:hAnsi="Courier New" w:hint="default"/>
+        <w:sz w:val="20"/>
+      </w:rPr>
+    </w:lvl>
+    <w:lvl w:ilvl="2" w:tentative="1">
+      <w:start w:val="1"/>
+      <w:numFmt w:val="bullet"/>
+      <w:lvlText w:val=""/>
+      <w:lvlJc w:val="left"/>
+      <w:pPr>
+        <w:tabs>
+          <w:tab w:val="num" w:pos="2160"/>
+        </w:tabs>
+        <w:ind w:left="2160" w:hanging="360"/>
+      </w:pPr>
+      <w:rPr>
+        <w:rFonts w:ascii="Wingdings" w:hAnsi="Wingdings" w:hint="default"/>
+        <w:sz w:val="20"/>
+      </w:rPr>
+    </w:lvl>
+    <w:lvl w:ilvl="3" w:tentative="1">
+      <w:start w:val="1"/>
+      <w:numFmt w:val="bullet"/>
+      <w:lvlText w:val=""/>
+      <w:lvlJc w:val="left"/>
+      <w:pPr>
+        <w:tabs>
+          <w:tab w:val="num" w:pos="2880"/>
+        </w:tabs>
+        <w:ind w:left="2880" w:hanging="360"/>
+      </w:pPr>
+      <w:rPr>
+        <w:rFonts w:ascii="Wingdings" w:hAnsi="Wingdings" w:hint="default"/>
+        <w:sz w:val="20"/>
+      </w:rPr>
+    </w:lvl>
+    <w:lvl w:ilvl="4" w:tentative="1">
+      <w:start w:val="1"/>
+      <w:numFmt w:val="bullet"/>
+      <w:lvlText w:val=""/>
+      <w:lvlJc w:val="left"/>
+      <w:pPr>
+        <w:tabs>
+          <w:tab w:val="num" w:pos="3600"/>
+        </w:tabs>
+        <w:ind w:left="3600" w:hanging="360"/>
+      </w:pPr>
+      <w:rPr>
+        <w:rFonts w:ascii="Wingdings" w:hAnsi="Wingdings" w:hint="default"/>
+        <w:sz w:val="20"/>
+      </w:rPr>
+    </w:lvl>
+    <w:lvl w:ilvl="5" w:tentative="1">
+      <w:start w:val="1"/>
+      <w:numFmt w:val="bullet"/>
+      <w:lvlText w:val=""/>
+      <w:lvlJc w:val="left"/>
+      <w:pPr>
+        <w:tabs>
+          <w:tab w:val="num" w:pos="4320"/>
+        </w:tabs>
+        <w:ind w:left="4320" w:hanging="360"/>
+      </w:pPr>
+      <w:rPr>
+        <w:rFonts w:ascii="Wingdings" w:hAnsi="Wingdings" w:hint="default"/>
+        <w:sz w:val="20"/>
+      </w:rPr>
+    </w:lvl>
+    <w:lvl w:ilvl="6" w:tentative="1">
+      <w:start w:val="1"/>
+      <w:numFmt w:val="bullet"/>
+      <w:lvlText w:val=""/>
+      <w:lvlJc w:val="left"/>
+      <w:pPr>
+        <w:tabs>
+          <w:tab w:val="num" w:pos="5040"/>
+        </w:tabs>
+        <w:ind w:left="5040" w:hanging="360"/>
+      </w:pPr>
+      <w:rPr>
+        <w:rFonts w:ascii="Wingdings" w:hAnsi="Wingdings" w:hint="default"/>
+        <w:sz w:val="20"/>
+      </w:rPr>
+    </w:lvl>
+    <w:lvl w:ilvl="7" w:tentative="1">
+      <w:start w:val="1"/>
+      <w:numFmt w:val="bullet"/>
+      <w:lvlText w:val=""/>
+      <w:lvlJc w:val="left"/>
+      <w:pPr>
+        <w:tabs>
+          <w:tab w:val="num" w:pos="5760"/>
+        </w:tabs>
+        <w:ind w:left="5760" w:hanging="360"/>
+      </w:pPr>
+      <w:rPr>
+        <w:rFonts w:ascii="Wingdings" w:hAnsi="Wingdings" w:hint="default"/>
+        <w:sz w:val="20"/>
+      </w:rPr>
+    </w:lvl>
+    <w:lvl w:ilvl="8" w:tentative="1">
+      <w:start w:val="1"/>
+      <w:numFmt w:val="bullet"/>
+      <w:lvlText w:val=""/>
+      <w:lvlJc w:val="left"/>
+      <w:pPr>
+        <w:tabs>
+          <w:tab w:val="num" w:pos="6480"/>
+        </w:tabs>
+        <w:ind w:left="6480" w:hanging="360"/>
+      </w:pPr>
+      <w:rPr>
+        <w:rFonts w:ascii="Wingdings" w:hAnsi="Wingdings" w:hint="default"/>
+        <w:sz w:val="20"/>
+      </w:rPr>
+    </w:lvl>
+  </w:abstractNum>
+  <w:abstractNum w:abstractNumId="4" w15:restartNumberingAfterBreak="0">
     <w:nsid w:val="25334E99"/>
     <w:multiLevelType w:val="multilevel"/>
     <w:tmpl w:val="1602CB0C"/>
@@ -1638,7 +3622,7 @@
       </w:rPr>
     </w:lvl>
   </w:abstractNum>
-  <w:abstractNum w:abstractNumId="2" w15:restartNumberingAfterBreak="0">
+  <w:abstractNum w:abstractNumId="5" w15:restartNumberingAfterBreak="0">
     <w:nsid w:val="30614105"/>
     <w:multiLevelType w:val="multilevel"/>
     <w:tmpl w:val="561CF7C6"/>
@@ -1787,7 +3771,305 @@
       </w:rPr>
     </w:lvl>
   </w:abstractNum>
-  <w:abstractNum w:abstractNumId="3" w15:restartNumberingAfterBreak="0">
+  <w:abstractNum w:abstractNumId="6" w15:restartNumberingAfterBreak="0">
+    <w:nsid w:val="358C0563"/>
+    <w:multiLevelType w:val="multilevel"/>
+    <w:tmpl w:val="B4A25432"/>
+    <w:lvl w:ilvl="0">
+      <w:start w:val="1"/>
+      <w:numFmt w:val="bullet"/>
+      <w:lvlText w:val=""/>
+      <w:lvlJc w:val="left"/>
+      <w:pPr>
+        <w:tabs>
+          <w:tab w:val="num" w:pos="720"/>
+        </w:tabs>
+        <w:ind w:left="720" w:hanging="360"/>
+      </w:pPr>
+      <w:rPr>
+        <w:rFonts w:ascii="Symbol" w:hAnsi="Symbol" w:hint="default"/>
+        <w:sz w:val="20"/>
+      </w:rPr>
+    </w:lvl>
+    <w:lvl w:ilvl="1" w:tentative="1">
+      <w:start w:val="1"/>
+      <w:numFmt w:val="bullet"/>
+      <w:lvlText w:val="o"/>
+      <w:lvlJc w:val="left"/>
+      <w:pPr>
+        <w:tabs>
+          <w:tab w:val="num" w:pos="1440"/>
+        </w:tabs>
+        <w:ind w:left="1440" w:hanging="360"/>
+      </w:pPr>
+      <w:rPr>
+        <w:rFonts w:ascii="Courier New" w:hAnsi="Courier New" w:hint="default"/>
+        <w:sz w:val="20"/>
+      </w:rPr>
+    </w:lvl>
+    <w:lvl w:ilvl="2" w:tentative="1">
+      <w:start w:val="1"/>
+      <w:numFmt w:val="bullet"/>
+      <w:lvlText w:val=""/>
+      <w:lvlJc w:val="left"/>
+      <w:pPr>
+        <w:tabs>
+          <w:tab w:val="num" w:pos="2160"/>
+        </w:tabs>
+        <w:ind w:left="2160" w:hanging="360"/>
+      </w:pPr>
+      <w:rPr>
+        <w:rFonts w:ascii="Wingdings" w:hAnsi="Wingdings" w:hint="default"/>
+        <w:sz w:val="20"/>
+      </w:rPr>
+    </w:lvl>
+    <w:lvl w:ilvl="3" w:tentative="1">
+      <w:start w:val="1"/>
+      <w:numFmt w:val="bullet"/>
+      <w:lvlText w:val=""/>
+      <w:lvlJc w:val="left"/>
+      <w:pPr>
+        <w:tabs>
+          <w:tab w:val="num" w:pos="2880"/>
+        </w:tabs>
+        <w:ind w:left="2880" w:hanging="360"/>
+      </w:pPr>
+      <w:rPr>
+        <w:rFonts w:ascii="Wingdings" w:hAnsi="Wingdings" w:hint="default"/>
+        <w:sz w:val="20"/>
+      </w:rPr>
+    </w:lvl>
+    <w:lvl w:ilvl="4" w:tentative="1">
+      <w:start w:val="1"/>
+      <w:numFmt w:val="bullet"/>
+      <w:lvlText w:val=""/>
+      <w:lvlJc w:val="left"/>
+      <w:pPr>
+        <w:tabs>
+          <w:tab w:val="num" w:pos="3600"/>
+        </w:tabs>
+        <w:ind w:left="3600" w:hanging="360"/>
+      </w:pPr>
+      <w:rPr>
+        <w:rFonts w:ascii="Wingdings" w:hAnsi="Wingdings" w:hint="default"/>
+        <w:sz w:val="20"/>
+      </w:rPr>
+    </w:lvl>
+    <w:lvl w:ilvl="5" w:tentative="1">
+      <w:start w:val="1"/>
+      <w:numFmt w:val="bullet"/>
+      <w:lvlText w:val=""/>
+      <w:lvlJc w:val="left"/>
+      <w:pPr>
+        <w:tabs>
+          <w:tab w:val="num" w:pos="4320"/>
+        </w:tabs>
+        <w:ind w:left="4320" w:hanging="360"/>
+      </w:pPr>
+      <w:rPr>
+        <w:rFonts w:ascii="Wingdings" w:hAnsi="Wingdings" w:hint="default"/>
+        <w:sz w:val="20"/>
+      </w:rPr>
+    </w:lvl>
+    <w:lvl w:ilvl="6" w:tentative="1">
+      <w:start w:val="1"/>
+      <w:numFmt w:val="bullet"/>
+      <w:lvlText w:val=""/>
+      <w:lvlJc w:val="left"/>
+      <w:pPr>
+        <w:tabs>
+          <w:tab w:val="num" w:pos="5040"/>
+        </w:tabs>
+        <w:ind w:left="5040" w:hanging="360"/>
+      </w:pPr>
+      <w:rPr>
+        <w:rFonts w:ascii="Wingdings" w:hAnsi="Wingdings" w:hint="default"/>
+        <w:sz w:val="20"/>
+      </w:rPr>
+    </w:lvl>
+    <w:lvl w:ilvl="7" w:tentative="1">
+      <w:start w:val="1"/>
+      <w:numFmt w:val="bullet"/>
+      <w:lvlText w:val=""/>
+      <w:lvlJc w:val="left"/>
+      <w:pPr>
+        <w:tabs>
+          <w:tab w:val="num" w:pos="5760"/>
+        </w:tabs>
+        <w:ind w:left="5760" w:hanging="360"/>
+      </w:pPr>
+      <w:rPr>
+        <w:rFonts w:ascii="Wingdings" w:hAnsi="Wingdings" w:hint="default"/>
+        <w:sz w:val="20"/>
+      </w:rPr>
+    </w:lvl>
+    <w:lvl w:ilvl="8" w:tentative="1">
+      <w:start w:val="1"/>
+      <w:numFmt w:val="bullet"/>
+      <w:lvlText w:val=""/>
+      <w:lvlJc w:val="left"/>
+      <w:pPr>
+        <w:tabs>
+          <w:tab w:val="num" w:pos="6480"/>
+        </w:tabs>
+        <w:ind w:left="6480" w:hanging="360"/>
+      </w:pPr>
+      <w:rPr>
+        <w:rFonts w:ascii="Wingdings" w:hAnsi="Wingdings" w:hint="default"/>
+        <w:sz w:val="20"/>
+      </w:rPr>
+    </w:lvl>
+  </w:abstractNum>
+  <w:abstractNum w:abstractNumId="7" w15:restartNumberingAfterBreak="0">
+    <w:nsid w:val="361F7158"/>
+    <w:multiLevelType w:val="multilevel"/>
+    <w:tmpl w:val="F4449CDA"/>
+    <w:lvl w:ilvl="0">
+      <w:start w:val="1"/>
+      <w:numFmt w:val="bullet"/>
+      <w:lvlText w:val=""/>
+      <w:lvlJc w:val="left"/>
+      <w:pPr>
+        <w:tabs>
+          <w:tab w:val="num" w:pos="720"/>
+        </w:tabs>
+        <w:ind w:left="720" w:hanging="360"/>
+      </w:pPr>
+      <w:rPr>
+        <w:rFonts w:ascii="Symbol" w:hAnsi="Symbol" w:hint="default"/>
+        <w:sz w:val="20"/>
+      </w:rPr>
+    </w:lvl>
+    <w:lvl w:ilvl="1" w:tentative="1">
+      <w:start w:val="1"/>
+      <w:numFmt w:val="bullet"/>
+      <w:lvlText w:val="o"/>
+      <w:lvlJc w:val="left"/>
+      <w:pPr>
+        <w:tabs>
+          <w:tab w:val="num" w:pos="1440"/>
+        </w:tabs>
+        <w:ind w:left="1440" w:hanging="360"/>
+      </w:pPr>
+      <w:rPr>
+        <w:rFonts w:ascii="Courier New" w:hAnsi="Courier New" w:hint="default"/>
+        <w:sz w:val="20"/>
+      </w:rPr>
+    </w:lvl>
+    <w:lvl w:ilvl="2" w:tentative="1">
+      <w:start w:val="1"/>
+      <w:numFmt w:val="bullet"/>
+      <w:lvlText w:val=""/>
+      <w:lvlJc w:val="left"/>
+      <w:pPr>
+        <w:tabs>
+          <w:tab w:val="num" w:pos="2160"/>
+        </w:tabs>
+        <w:ind w:left="2160" w:hanging="360"/>
+      </w:pPr>
+      <w:rPr>
+        <w:rFonts w:ascii="Wingdings" w:hAnsi="Wingdings" w:hint="default"/>
+        <w:sz w:val="20"/>
+      </w:rPr>
+    </w:lvl>
+    <w:lvl w:ilvl="3" w:tentative="1">
+      <w:start w:val="1"/>
+      <w:numFmt w:val="bullet"/>
+      <w:lvlText w:val=""/>
+      <w:lvlJc w:val="left"/>
+      <w:pPr>
+        <w:tabs>
+          <w:tab w:val="num" w:pos="2880"/>
+        </w:tabs>
+        <w:ind w:left="2880" w:hanging="360"/>
+      </w:pPr>
+      <w:rPr>
+        <w:rFonts w:ascii="Wingdings" w:hAnsi="Wingdings" w:hint="default"/>
+        <w:sz w:val="20"/>
+      </w:rPr>
+    </w:lvl>
+    <w:lvl w:ilvl="4" w:tentative="1">
+      <w:start w:val="1"/>
+      <w:numFmt w:val="bullet"/>
+      <w:lvlText w:val=""/>
+      <w:lvlJc w:val="left"/>
+      <w:pPr>
+        <w:tabs>
+          <w:tab w:val="num" w:pos="3600"/>
+        </w:tabs>
+        <w:ind w:left="3600" w:hanging="360"/>
+      </w:pPr>
+      <w:rPr>
+        <w:rFonts w:ascii="Wingdings" w:hAnsi="Wingdings" w:hint="default"/>
+        <w:sz w:val="20"/>
+      </w:rPr>
+    </w:lvl>
+    <w:lvl w:ilvl="5" w:tentative="1">
+      <w:start w:val="1"/>
+      <w:numFmt w:val="bullet"/>
+      <w:lvlText w:val=""/>
+      <w:lvlJc w:val="left"/>
+      <w:pPr>
+        <w:tabs>
+          <w:tab w:val="num" w:pos="4320"/>
+        </w:tabs>
+        <w:ind w:left="4320" w:hanging="360"/>
+      </w:pPr>
+      <w:rPr>
+        <w:rFonts w:ascii="Wingdings" w:hAnsi="Wingdings" w:hint="default"/>
+        <w:sz w:val="20"/>
+      </w:rPr>
+    </w:lvl>
+    <w:lvl w:ilvl="6" w:tentative="1">
+      <w:start w:val="1"/>
+      <w:numFmt w:val="bullet"/>
+      <w:lvlText w:val=""/>
+      <w:lvlJc w:val="left"/>
+      <w:pPr>
+        <w:tabs>
+          <w:tab w:val="num" w:pos="5040"/>
+        </w:tabs>
+        <w:ind w:left="5040" w:hanging="360"/>
+      </w:pPr>
+      <w:rPr>
+        <w:rFonts w:ascii="Wingdings" w:hAnsi="Wingdings" w:hint="default"/>
+        <w:sz w:val="20"/>
+      </w:rPr>
+    </w:lvl>
+    <w:lvl w:ilvl="7" w:tentative="1">
+      <w:start w:val="1"/>
+      <w:numFmt w:val="bullet"/>
+      <w:lvlText w:val=""/>
+      <w:lvlJc w:val="left"/>
+      <w:pPr>
+        <w:tabs>
+          <w:tab w:val="num" w:pos="5760"/>
+        </w:tabs>
+        <w:ind w:left="5760" w:hanging="360"/>
+      </w:pPr>
+      <w:rPr>
+        <w:rFonts w:ascii="Wingdings" w:hAnsi="Wingdings" w:hint="default"/>
+        <w:sz w:val="20"/>
+      </w:rPr>
+    </w:lvl>
+    <w:lvl w:ilvl="8" w:tentative="1">
+      <w:start w:val="1"/>
+      <w:numFmt w:val="bullet"/>
+      <w:lvlText w:val=""/>
+      <w:lvlJc w:val="left"/>
+      <w:pPr>
+        <w:tabs>
+          <w:tab w:val="num" w:pos="6480"/>
+        </w:tabs>
+        <w:ind w:left="6480" w:hanging="360"/>
+      </w:pPr>
+      <w:rPr>
+        <w:rFonts w:ascii="Wingdings" w:hAnsi="Wingdings" w:hint="default"/>
+        <w:sz w:val="20"/>
+      </w:rPr>
+    </w:lvl>
+  </w:abstractNum>
+  <w:abstractNum w:abstractNumId="8" w15:restartNumberingAfterBreak="0">
     <w:nsid w:val="4657498F"/>
     <w:multiLevelType w:val="multilevel"/>
     <w:tmpl w:val="56C8AA3A"/>
@@ -1900,7 +4182,7 @@
       </w:pPr>
     </w:lvl>
   </w:abstractNum>
-  <w:abstractNum w:abstractNumId="4" w15:restartNumberingAfterBreak="0">
+  <w:abstractNum w:abstractNumId="9" w15:restartNumberingAfterBreak="0">
     <w:nsid w:val="4EF72F3B"/>
     <w:multiLevelType w:val="multilevel"/>
     <w:tmpl w:val="68167638"/>
@@ -2013,7 +4295,156 @@
       </w:pPr>
     </w:lvl>
   </w:abstractNum>
-  <w:abstractNum w:abstractNumId="5" w15:restartNumberingAfterBreak="0">
+  <w:abstractNum w:abstractNumId="10" w15:restartNumberingAfterBreak="0">
+    <w:nsid w:val="52E8604F"/>
+    <w:multiLevelType w:val="multilevel"/>
+    <w:tmpl w:val="E0BC4E92"/>
+    <w:lvl w:ilvl="0">
+      <w:start w:val="1"/>
+      <w:numFmt w:val="bullet"/>
+      <w:lvlText w:val=""/>
+      <w:lvlJc w:val="left"/>
+      <w:pPr>
+        <w:tabs>
+          <w:tab w:val="num" w:pos="720"/>
+        </w:tabs>
+        <w:ind w:left="720" w:hanging="360"/>
+      </w:pPr>
+      <w:rPr>
+        <w:rFonts w:ascii="Symbol" w:hAnsi="Symbol" w:hint="default"/>
+        <w:sz w:val="20"/>
+      </w:rPr>
+    </w:lvl>
+    <w:lvl w:ilvl="1" w:tentative="1">
+      <w:start w:val="1"/>
+      <w:numFmt w:val="bullet"/>
+      <w:lvlText w:val="o"/>
+      <w:lvlJc w:val="left"/>
+      <w:pPr>
+        <w:tabs>
+          <w:tab w:val="num" w:pos="1440"/>
+        </w:tabs>
+        <w:ind w:left="1440" w:hanging="360"/>
+      </w:pPr>
+      <w:rPr>
+        <w:rFonts w:ascii="Courier New" w:hAnsi="Courier New" w:hint="default"/>
+        <w:sz w:val="20"/>
+      </w:rPr>
+    </w:lvl>
+    <w:lvl w:ilvl="2" w:tentative="1">
+      <w:start w:val="1"/>
+      <w:numFmt w:val="bullet"/>
+      <w:lvlText w:val=""/>
+      <w:lvlJc w:val="left"/>
+      <w:pPr>
+        <w:tabs>
+          <w:tab w:val="num" w:pos="2160"/>
+        </w:tabs>
+        <w:ind w:left="2160" w:hanging="360"/>
+      </w:pPr>
+      <w:rPr>
+        <w:rFonts w:ascii="Wingdings" w:hAnsi="Wingdings" w:hint="default"/>
+        <w:sz w:val="20"/>
+      </w:rPr>
+    </w:lvl>
+    <w:lvl w:ilvl="3" w:tentative="1">
+      <w:start w:val="1"/>
+      <w:numFmt w:val="bullet"/>
+      <w:lvlText w:val=""/>
+      <w:lvlJc w:val="left"/>
+      <w:pPr>
+        <w:tabs>
+          <w:tab w:val="num" w:pos="2880"/>
+        </w:tabs>
+        <w:ind w:left="2880" w:hanging="360"/>
+      </w:pPr>
+      <w:rPr>
+        <w:rFonts w:ascii="Wingdings" w:hAnsi="Wingdings" w:hint="default"/>
+        <w:sz w:val="20"/>
+      </w:rPr>
+    </w:lvl>
+    <w:lvl w:ilvl="4" w:tentative="1">
+      <w:start w:val="1"/>
+      <w:numFmt w:val="bullet"/>
+      <w:lvlText w:val=""/>
+      <w:lvlJc w:val="left"/>
+      <w:pPr>
+        <w:tabs>
+          <w:tab w:val="num" w:pos="3600"/>
+        </w:tabs>
+        <w:ind w:left="3600" w:hanging="360"/>
+      </w:pPr>
+      <w:rPr>
+        <w:rFonts w:ascii="Wingdings" w:hAnsi="Wingdings" w:hint="default"/>
+        <w:sz w:val="20"/>
+      </w:rPr>
+    </w:lvl>
+    <w:lvl w:ilvl="5" w:tentative="1">
+      <w:start w:val="1"/>
+      <w:numFmt w:val="bullet"/>
+      <w:lvlText w:val=""/>
+      <w:lvlJc w:val="left"/>
+      <w:pPr>
+        <w:tabs>
+          <w:tab w:val="num" w:pos="4320"/>
+        </w:tabs>
+        <w:ind w:left="4320" w:hanging="360"/>
+      </w:pPr>
+      <w:rPr>
+        <w:rFonts w:ascii="Wingdings" w:hAnsi="Wingdings" w:hint="default"/>
+        <w:sz w:val="20"/>
+      </w:rPr>
+    </w:lvl>
+    <w:lvl w:ilvl="6" w:tentative="1">
+      <w:start w:val="1"/>
+      <w:numFmt w:val="bullet"/>
+      <w:lvlText w:val=""/>
+      <w:lvlJc w:val="left"/>
+      <w:pPr>
+        <w:tabs>
+          <w:tab w:val="num" w:pos="5040"/>
+        </w:tabs>
+        <w:ind w:left="5040" w:hanging="360"/>
+      </w:pPr>
+      <w:rPr>
+        <w:rFonts w:ascii="Wingdings" w:hAnsi="Wingdings" w:hint="default"/>
+        <w:sz w:val="20"/>
+      </w:rPr>
+    </w:lvl>
+    <w:lvl w:ilvl="7" w:tentative="1">
+      <w:start w:val="1"/>
+      <w:numFmt w:val="bullet"/>
+      <w:lvlText w:val=""/>
+      <w:lvlJc w:val="left"/>
+      <w:pPr>
+        <w:tabs>
+          <w:tab w:val="num" w:pos="5760"/>
+        </w:tabs>
+        <w:ind w:left="5760" w:hanging="360"/>
+      </w:pPr>
+      <w:rPr>
+        <w:rFonts w:ascii="Wingdings" w:hAnsi="Wingdings" w:hint="default"/>
+        <w:sz w:val="20"/>
+      </w:rPr>
+    </w:lvl>
+    <w:lvl w:ilvl="8" w:tentative="1">
+      <w:start w:val="1"/>
+      <w:numFmt w:val="bullet"/>
+      <w:lvlText w:val=""/>
+      <w:lvlJc w:val="left"/>
+      <w:pPr>
+        <w:tabs>
+          <w:tab w:val="num" w:pos="6480"/>
+        </w:tabs>
+        <w:ind w:left="6480" w:hanging="360"/>
+      </w:pPr>
+      <w:rPr>
+        <w:rFonts w:ascii="Wingdings" w:hAnsi="Wingdings" w:hint="default"/>
+        <w:sz w:val="20"/>
+      </w:rPr>
+    </w:lvl>
+  </w:abstractNum>
+  <w:abstractNum w:abstractNumId="11" w15:restartNumberingAfterBreak="0">
     <w:nsid w:val="59BC3F0B"/>
     <w:multiLevelType w:val="hybridMultilevel"/>
     <w:tmpl w:val="65C257F6"/>
@@ -2102,7 +4533,156 @@
       </w:pPr>
     </w:lvl>
   </w:abstractNum>
-  <w:abstractNum w:abstractNumId="6" w15:restartNumberingAfterBreak="0">
+  <w:abstractNum w:abstractNumId="12" w15:restartNumberingAfterBreak="0">
+    <w:nsid w:val="6A9E787B"/>
+    <w:multiLevelType w:val="multilevel"/>
+    <w:tmpl w:val="D3E22390"/>
+    <w:lvl w:ilvl="0">
+      <w:start w:val="1"/>
+      <w:numFmt w:val="bullet"/>
+      <w:lvlText w:val=""/>
+      <w:lvlJc w:val="left"/>
+      <w:pPr>
+        <w:tabs>
+          <w:tab w:val="num" w:pos="720"/>
+        </w:tabs>
+        <w:ind w:left="720" w:hanging="360"/>
+      </w:pPr>
+      <w:rPr>
+        <w:rFonts w:ascii="Symbol" w:hAnsi="Symbol" w:hint="default"/>
+        <w:sz w:val="20"/>
+      </w:rPr>
+    </w:lvl>
+    <w:lvl w:ilvl="1" w:tentative="1">
+      <w:start w:val="1"/>
+      <w:numFmt w:val="bullet"/>
+      <w:lvlText w:val="o"/>
+      <w:lvlJc w:val="left"/>
+      <w:pPr>
+        <w:tabs>
+          <w:tab w:val="num" w:pos="1440"/>
+        </w:tabs>
+        <w:ind w:left="1440" w:hanging="360"/>
+      </w:pPr>
+      <w:rPr>
+        <w:rFonts w:ascii="Courier New" w:hAnsi="Courier New" w:hint="default"/>
+        <w:sz w:val="20"/>
+      </w:rPr>
+    </w:lvl>
+    <w:lvl w:ilvl="2" w:tentative="1">
+      <w:start w:val="1"/>
+      <w:numFmt w:val="bullet"/>
+      <w:lvlText w:val=""/>
+      <w:lvlJc w:val="left"/>
+      <w:pPr>
+        <w:tabs>
+          <w:tab w:val="num" w:pos="2160"/>
+        </w:tabs>
+        <w:ind w:left="2160" w:hanging="360"/>
+      </w:pPr>
+      <w:rPr>
+        <w:rFonts w:ascii="Wingdings" w:hAnsi="Wingdings" w:hint="default"/>
+        <w:sz w:val="20"/>
+      </w:rPr>
+    </w:lvl>
+    <w:lvl w:ilvl="3" w:tentative="1">
+      <w:start w:val="1"/>
+      <w:numFmt w:val="bullet"/>
+      <w:lvlText w:val=""/>
+      <w:lvlJc w:val="left"/>
+      <w:pPr>
+        <w:tabs>
+          <w:tab w:val="num" w:pos="2880"/>
+        </w:tabs>
+        <w:ind w:left="2880" w:hanging="360"/>
+      </w:pPr>
+      <w:rPr>
+        <w:rFonts w:ascii="Wingdings" w:hAnsi="Wingdings" w:hint="default"/>
+        <w:sz w:val="20"/>
+      </w:rPr>
+    </w:lvl>
+    <w:lvl w:ilvl="4" w:tentative="1">
+      <w:start w:val="1"/>
+      <w:numFmt w:val="bullet"/>
+      <w:lvlText w:val=""/>
+      <w:lvlJc w:val="left"/>
+      <w:pPr>
+        <w:tabs>
+          <w:tab w:val="num" w:pos="3600"/>
+        </w:tabs>
+        <w:ind w:left="3600" w:hanging="360"/>
+      </w:pPr>
+      <w:rPr>
+        <w:rFonts w:ascii="Wingdings" w:hAnsi="Wingdings" w:hint="default"/>
+        <w:sz w:val="20"/>
+      </w:rPr>
+    </w:lvl>
+    <w:lvl w:ilvl="5" w:tentative="1">
+      <w:start w:val="1"/>
+      <w:numFmt w:val="bullet"/>
+      <w:lvlText w:val=""/>
+      <w:lvlJc w:val="left"/>
+      <w:pPr>
+        <w:tabs>
+          <w:tab w:val="num" w:pos="4320"/>
+        </w:tabs>
+        <w:ind w:left="4320" w:hanging="360"/>
+      </w:pPr>
+      <w:rPr>
+        <w:rFonts w:ascii="Wingdings" w:hAnsi="Wingdings" w:hint="default"/>
+        <w:sz w:val="20"/>
+      </w:rPr>
+    </w:lvl>
+    <w:lvl w:ilvl="6" w:tentative="1">
+      <w:start w:val="1"/>
+      <w:numFmt w:val="bullet"/>
+      <w:lvlText w:val=""/>
+      <w:lvlJc w:val="left"/>
+      <w:pPr>
+        <w:tabs>
+          <w:tab w:val="num" w:pos="5040"/>
+        </w:tabs>
+        <w:ind w:left="5040" w:hanging="360"/>
+      </w:pPr>
+      <w:rPr>
+        <w:rFonts w:ascii="Wingdings" w:hAnsi="Wingdings" w:hint="default"/>
+        <w:sz w:val="20"/>
+      </w:rPr>
+    </w:lvl>
+    <w:lvl w:ilvl="7" w:tentative="1">
+      <w:start w:val="1"/>
+      <w:numFmt w:val="bullet"/>
+      <w:lvlText w:val=""/>
+      <w:lvlJc w:val="left"/>
+      <w:pPr>
+        <w:tabs>
+          <w:tab w:val="num" w:pos="5760"/>
+        </w:tabs>
+        <w:ind w:left="5760" w:hanging="360"/>
+      </w:pPr>
+      <w:rPr>
+        <w:rFonts w:ascii="Wingdings" w:hAnsi="Wingdings" w:hint="default"/>
+        <w:sz w:val="20"/>
+      </w:rPr>
+    </w:lvl>
+    <w:lvl w:ilvl="8" w:tentative="1">
+      <w:start w:val="1"/>
+      <w:numFmt w:val="bullet"/>
+      <w:lvlText w:val=""/>
+      <w:lvlJc w:val="left"/>
+      <w:pPr>
+        <w:tabs>
+          <w:tab w:val="num" w:pos="6480"/>
+        </w:tabs>
+        <w:ind w:left="6480" w:hanging="360"/>
+      </w:pPr>
+      <w:rPr>
+        <w:rFonts w:ascii="Wingdings" w:hAnsi="Wingdings" w:hint="default"/>
+        <w:sz w:val="20"/>
+      </w:rPr>
+    </w:lvl>
+  </w:abstractNum>
+  <w:abstractNum w:abstractNumId="13" w15:restartNumberingAfterBreak="0">
     <w:nsid w:val="7826175F"/>
     <w:multiLevelType w:val="multilevel"/>
     <w:tmpl w:val="AC70DF72"/>
@@ -2251,7 +4831,7 @@
       </w:rPr>
     </w:lvl>
   </w:abstractNum>
-  <w:abstractNum w:abstractNumId="7" w15:restartNumberingAfterBreak="0">
+  <w:abstractNum w:abstractNumId="14" w15:restartNumberingAfterBreak="0">
     <w:nsid w:val="78A936D5"/>
     <w:multiLevelType w:val="multilevel"/>
     <w:tmpl w:val="8532635C"/>
@@ -2400,7 +4980,7 @@
       </w:rPr>
     </w:lvl>
   </w:abstractNum>
-  <w:abstractNum w:abstractNumId="8" w15:restartNumberingAfterBreak="0">
+  <w:abstractNum w:abstractNumId="15" w15:restartNumberingAfterBreak="0">
     <w:nsid w:val="7CAA6A84"/>
     <w:multiLevelType w:val="multilevel"/>
     <w:tmpl w:val="18AA9122"/>
@@ -2513,7 +5093,7 @@
       </w:pPr>
     </w:lvl>
   </w:abstractNum>
-  <w:abstractNum w:abstractNumId="9" w15:restartNumberingAfterBreak="0">
+  <w:abstractNum w:abstractNumId="16" w15:restartNumberingAfterBreak="0">
     <w:nsid w:val="7EE6156B"/>
     <w:multiLevelType w:val="multilevel"/>
     <w:tmpl w:val="B75E0DC6"/>
@@ -2663,34 +5243,55 @@
     </w:lvl>
   </w:abstractNum>
   <w:num w:numId="1" w16cid:durableId="1246839740">
+    <w:abstractNumId w:val="11"/>
+  </w:num>
+  <w:num w:numId="2" w16cid:durableId="513807594">
+    <w:abstractNumId w:val="1"/>
+  </w:num>
+  <w:num w:numId="3" w16cid:durableId="839344873">
+    <w:abstractNumId w:val="15"/>
+  </w:num>
+  <w:num w:numId="4" w16cid:durableId="1481456595">
+    <w:abstractNumId w:val="9"/>
+  </w:num>
+  <w:num w:numId="5" w16cid:durableId="134834052">
+    <w:abstractNumId w:val="8"/>
+  </w:num>
+  <w:num w:numId="6" w16cid:durableId="1398088213">
+    <w:abstractNumId w:val="16"/>
+  </w:num>
+  <w:num w:numId="7" w16cid:durableId="190992391">
     <w:abstractNumId w:val="5"/>
   </w:num>
-  <w:num w:numId="2" w16cid:durableId="513807594">
-    <w:abstractNumId w:val="0"/>
+  <w:num w:numId="8" w16cid:durableId="1600287638">
+    <w:abstractNumId w:val="13"/>
   </w:num>
-  <w:num w:numId="3" w16cid:durableId="839344873">
-    <w:abstractNumId w:val="8"/>
-  </w:num>
-  <w:num w:numId="4" w16cid:durableId="1481456595">
+  <w:num w:numId="9" w16cid:durableId="191303113">
     <w:abstractNumId w:val="4"/>
   </w:num>
-  <w:num w:numId="5" w16cid:durableId="134834052">
+  <w:num w:numId="10" w16cid:durableId="328749842">
+    <w:abstractNumId w:val="14"/>
+  </w:num>
+  <w:num w:numId="11" w16cid:durableId="2052880128">
+    <w:abstractNumId w:val="2"/>
+  </w:num>
+  <w:num w:numId="12" w16cid:durableId="860361748">
+    <w:abstractNumId w:val="6"/>
+  </w:num>
+  <w:num w:numId="13" w16cid:durableId="1402286031">
+    <w:abstractNumId w:val="12"/>
+  </w:num>
+  <w:num w:numId="14" w16cid:durableId="1548296725">
+    <w:abstractNumId w:val="10"/>
+  </w:num>
+  <w:num w:numId="15" w16cid:durableId="1964339788">
+    <w:abstractNumId w:val="7"/>
+  </w:num>
+  <w:num w:numId="16" w16cid:durableId="145978165">
     <w:abstractNumId w:val="3"/>
   </w:num>
-  <w:num w:numId="6" w16cid:durableId="1398088213">
-    <w:abstractNumId w:val="9"/>
-  </w:num>
-  <w:num w:numId="7" w16cid:durableId="190992391">
-    <w:abstractNumId w:val="2"/>
-  </w:num>
-  <w:num w:numId="8" w16cid:durableId="1600287638">
-    <w:abstractNumId w:val="6"/>
-  </w:num>
-  <w:num w:numId="9" w16cid:durableId="191303113">
-    <w:abstractNumId w:val="1"/>
-  </w:num>
-  <w:num w:numId="10" w16cid:durableId="328749842">
-    <w:abstractNumId w:val="7"/>
+  <w:num w:numId="17" w16cid:durableId="301664725">
+    <w:abstractNumId w:val="0"/>
   </w:num>
 </w:numbering>
 </file>
